--- a/20_Projects/企業のオンライン保健室/法定ストレスチェック導入管理システム/ストレスチェック関係者向け用語集_v0.1.docx
+++ b/20_Projects/企業のオンライン保健室/法定ストレスチェック導入管理システム/ストレスチェック関係者向け用語集_v0.1.docx
@@ -71,7 +71,7 @@
           <w:color w:val="4A4A4A"/>
           <w:sz w:val="21"/>
         </w:rPr>
-        <w:t>Word の「Ctrl+F」で用語を検索できます。</w:t>
+        <w:t>目次の項目をクリック（Wordでは Ctrl+クリック）すると、その用語に直接ジャンプします。</w:t>
       </w:r>
     </w:p>
     <w:p>
@@ -80,6 +80,8 @@
       </w:r>
     </w:p>
     <w:p>
+      <w:bookmarkStart w:id="1" w:name="TOCTOP"/>
+      <w:bookmarkEnd w:id="1"/>
       <w:r>
         <w:rPr>
           <w:b/>
@@ -91,22 +93,2007 @@
     </w:p>
     <w:p>
       <w:r>
-        <w:fldChar w:fldCharType="begin"/>
-        <w:instrText xml:space="preserve">TOC \o "1-2" \h \z \u</w:instrText>
-        <w:fldChar w:fldCharType="separate"/>
-        <w:t>目次を表示するには、右クリック→「フィールド更新」（または全選択してF9）してください。</w:t>
-        <w:fldChar w:fldCharType="end"/>
-      </w:r>
-    </w:p>
-    <w:p>
-      <w:r>
         <w:rPr>
           <w:i/>
           <w:color w:val="4A4A4A"/>
           <w:sz w:val="18"/>
         </w:rPr>
-        <w:t>※開いた直後は目次が空欄またはフィールドコードのままの場合があります。文書内をクリック→Ctrl+A（全選択）→F9 で更新してください。</w:t>
-      </w:r>
+        <w:t>章タイトルまたは用語名をクリック（Wordでは Ctrl+クリック）すると、その項目にジャンプします。</w:t>
+      </w:r>
+    </w:p>
+    <w:p>
+      <w:pPr>
+        <w:spacing w:before="200" w:after="40"/>
+      </w:pPr>
+      <w:hyperlink w:anchor="sec1">
+        <w:r>
+          <w:rPr>
+            <w:rFonts w:eastAsia="游ゴシック"/>
+            <w:color w:val="2E6BA6"/>
+            <w:u w:val="single"/>
+            <w:b/>
+            <w:sz w:val="24"/>
+          </w:rPr>
+          <w:t xml:space="preserve">1．制度・基本概念</w:t>
+        </w:r>
+      </w:hyperlink>
+    </w:p>
+    <w:p>
+      <w:pPr>
+        <w:spacing w:after="120"/>
+        <w:ind w:left="340"/>
+      </w:pPr>
+      <w:hyperlink w:anchor="t1_1">
+        <w:r>
+          <w:rPr>
+            <w:rFonts w:eastAsia="游ゴシック"/>
+            <w:color w:val="2E6BA6"/>
+            <w:u w:val="single"/>
+            <w:sz w:val="19"/>
+          </w:rPr>
+          <w:t xml:space="preserve">ストレスチェック</w:t>
+        </w:r>
+      </w:hyperlink>
+      <w:r>
+        <w:rPr>
+          <w:color w:val="4A4A4A"/>
+          <w:sz w:val="18"/>
+        </w:rPr>
+        <w:t xml:space="preserve">　|　</w:t>
+      </w:r>
+      <w:hyperlink w:anchor="t1_2">
+        <w:r>
+          <w:rPr>
+            <w:rFonts w:eastAsia="游ゴシック"/>
+            <w:color w:val="2E6BA6"/>
+            <w:u w:val="single"/>
+            <w:sz w:val="19"/>
+          </w:rPr>
+          <w:t xml:space="preserve">ストレスチェック制度</w:t>
+        </w:r>
+      </w:hyperlink>
+      <w:r>
+        <w:rPr>
+          <w:color w:val="4A4A4A"/>
+          <w:sz w:val="18"/>
+        </w:rPr>
+        <w:t xml:space="preserve">　|　</w:t>
+      </w:r>
+      <w:hyperlink w:anchor="t1_3">
+        <w:r>
+          <w:rPr>
+            <w:rFonts w:eastAsia="游ゴシック"/>
+            <w:color w:val="2E6BA6"/>
+            <w:u w:val="single"/>
+            <w:sz w:val="19"/>
+          </w:rPr>
+          <w:t xml:space="preserve">一次予防</w:t>
+        </w:r>
+      </w:hyperlink>
+      <w:r>
+        <w:rPr>
+          <w:color w:val="4A4A4A"/>
+          <w:sz w:val="18"/>
+        </w:rPr>
+        <w:t xml:space="preserve">　|　</w:t>
+      </w:r>
+      <w:hyperlink w:anchor="t1_4">
+        <w:r>
+          <w:rPr>
+            <w:rFonts w:eastAsia="游ゴシック"/>
+            <w:color w:val="2E6BA6"/>
+            <w:u w:val="single"/>
+            <w:sz w:val="19"/>
+          </w:rPr>
+          <w:t xml:space="preserve">二次予防</w:t>
+        </w:r>
+      </w:hyperlink>
+      <w:r>
+        <w:rPr>
+          <w:color w:val="4A4A4A"/>
+          <w:sz w:val="18"/>
+        </w:rPr>
+        <w:t xml:space="preserve">　|　</w:t>
+      </w:r>
+      <w:hyperlink w:anchor="t1_5">
+        <w:r>
+          <w:rPr>
+            <w:rFonts w:eastAsia="游ゴシック"/>
+            <w:color w:val="2E6BA6"/>
+            <w:u w:val="single"/>
+            <w:sz w:val="19"/>
+          </w:rPr>
+          <w:t xml:space="preserve">三次予防</w:t>
+        </w:r>
+      </w:hyperlink>
+      <w:r>
+        <w:rPr>
+          <w:color w:val="4A4A4A"/>
+          <w:sz w:val="18"/>
+        </w:rPr>
+        <w:t xml:space="preserve">　|　</w:t>
+      </w:r>
+      <w:hyperlink w:anchor="t1_6">
+        <w:r>
+          <w:rPr>
+            <w:rFonts w:eastAsia="游ゴシック"/>
+            <w:color w:val="2E6BA6"/>
+            <w:u w:val="single"/>
+            <w:sz w:val="19"/>
+          </w:rPr>
+          <w:t xml:space="preserve">メンタルヘルスケア</w:t>
+        </w:r>
+      </w:hyperlink>
+      <w:r>
+        <w:rPr>
+          <w:color w:val="4A4A4A"/>
+          <w:sz w:val="18"/>
+        </w:rPr>
+        <w:t xml:space="preserve">　|　</w:t>
+      </w:r>
+      <w:hyperlink w:anchor="t1_7">
+        <w:r>
+          <w:rPr>
+            <w:rFonts w:eastAsia="游ゴシック"/>
+            <w:color w:val="2E6BA6"/>
+            <w:u w:val="single"/>
+            <w:sz w:val="19"/>
+          </w:rPr>
+          <w:t xml:space="preserve">メンタルヘルス不調</w:t>
+        </w:r>
+      </w:hyperlink>
+      <w:r>
+        <w:rPr>
+          <w:color w:val="4A4A4A"/>
+          <w:sz w:val="18"/>
+        </w:rPr>
+        <w:t xml:space="preserve">　|　</w:t>
+      </w:r>
+      <w:hyperlink w:anchor="t1_8">
+        <w:r>
+          <w:rPr>
+            <w:rFonts w:eastAsia="游ゴシック"/>
+            <w:color w:val="2E6BA6"/>
+            <w:u w:val="single"/>
+            <w:sz w:val="19"/>
+          </w:rPr>
+          <w:t xml:space="preserve">心の健康づくり計画</w:t>
+        </w:r>
+      </w:hyperlink>
+      <w:r>
+        <w:rPr>
+          <w:color w:val="4A4A4A"/>
+          <w:sz w:val="18"/>
+        </w:rPr>
+        <w:t xml:space="preserve">　|　</w:t>
+      </w:r>
+      <w:hyperlink w:anchor="t1_9">
+        <w:r>
+          <w:rPr>
+            <w:rFonts w:eastAsia="游ゴシック"/>
+            <w:color w:val="2E6BA6"/>
+            <w:u w:val="single"/>
+            <w:sz w:val="19"/>
+          </w:rPr>
+          <w:t xml:space="preserve">PDCA</w:t>
+        </w:r>
+      </w:hyperlink>
+    </w:p>
+    <w:p>
+      <w:pPr>
+        <w:spacing w:before="200" w:after="40"/>
+      </w:pPr>
+      <w:hyperlink w:anchor="sec2">
+        <w:r>
+          <w:rPr>
+            <w:rFonts w:eastAsia="游ゴシック"/>
+            <w:color w:val="2E6BA6"/>
+            <w:u w:val="single"/>
+            <w:b/>
+            <w:sz w:val="24"/>
+          </w:rPr>
+          <w:t xml:space="preserve">2．関係者・役割</w:t>
+        </w:r>
+      </w:hyperlink>
+    </w:p>
+    <w:p>
+      <w:pPr>
+        <w:spacing w:after="120"/>
+        <w:ind w:left="340"/>
+      </w:pPr>
+      <w:hyperlink w:anchor="t2_1">
+        <w:r>
+          <w:rPr>
+            <w:rFonts w:eastAsia="游ゴシック"/>
+            <w:color w:val="2E6BA6"/>
+            <w:u w:val="single"/>
+            <w:sz w:val="19"/>
+          </w:rPr>
+          <w:t xml:space="preserve">事業者</w:t>
+        </w:r>
+      </w:hyperlink>
+      <w:r>
+        <w:rPr>
+          <w:color w:val="4A4A4A"/>
+          <w:sz w:val="18"/>
+        </w:rPr>
+        <w:t xml:space="preserve">　|　</w:t>
+      </w:r>
+      <w:hyperlink w:anchor="t2_2">
+        <w:r>
+          <w:rPr>
+            <w:rFonts w:eastAsia="游ゴシック"/>
+            <w:color w:val="2E6BA6"/>
+            <w:u w:val="single"/>
+            <w:sz w:val="19"/>
+          </w:rPr>
+          <w:t xml:space="preserve">労働者</w:t>
+        </w:r>
+      </w:hyperlink>
+      <w:r>
+        <w:rPr>
+          <w:color w:val="4A4A4A"/>
+          <w:sz w:val="18"/>
+        </w:rPr>
+        <w:t xml:space="preserve">　|　</w:t>
+      </w:r>
+      <w:hyperlink w:anchor="t2_3">
+        <w:r>
+          <w:rPr>
+            <w:rFonts w:eastAsia="游ゴシック"/>
+            <w:color w:val="2E6BA6"/>
+            <w:u w:val="single"/>
+            <w:sz w:val="19"/>
+          </w:rPr>
+          <w:t xml:space="preserve">受検者</w:t>
+        </w:r>
+      </w:hyperlink>
+      <w:r>
+        <w:rPr>
+          <w:color w:val="4A4A4A"/>
+          <w:sz w:val="18"/>
+        </w:rPr>
+        <w:t xml:space="preserve">　|　</w:t>
+      </w:r>
+      <w:hyperlink w:anchor="t2_4">
+        <w:r>
+          <w:rPr>
+            <w:rFonts w:eastAsia="游ゴシック"/>
+            <w:color w:val="2E6BA6"/>
+            <w:u w:val="single"/>
+            <w:sz w:val="19"/>
+          </w:rPr>
+          <w:t xml:space="preserve">受検対象者</w:t>
+        </w:r>
+      </w:hyperlink>
+      <w:r>
+        <w:rPr>
+          <w:color w:val="4A4A4A"/>
+          <w:sz w:val="18"/>
+        </w:rPr>
+        <w:t xml:space="preserve">　|　</w:t>
+      </w:r>
+      <w:hyperlink w:anchor="t2_5">
+        <w:r>
+          <w:rPr>
+            <w:rFonts w:eastAsia="游ゴシック"/>
+            <w:color w:val="2E6BA6"/>
+            <w:u w:val="single"/>
+            <w:sz w:val="19"/>
+          </w:rPr>
+          <w:t xml:space="preserve">会社責任者</w:t>
+        </w:r>
+      </w:hyperlink>
+      <w:r>
+        <w:rPr>
+          <w:color w:val="4A4A4A"/>
+          <w:sz w:val="18"/>
+        </w:rPr>
+        <w:t xml:space="preserve">　|　</w:t>
+      </w:r>
+      <w:hyperlink w:anchor="t2_6">
+        <w:r>
+          <w:rPr>
+            <w:rFonts w:eastAsia="游ゴシック"/>
+            <w:color w:val="2E6BA6"/>
+            <w:u w:val="single"/>
+            <w:sz w:val="19"/>
+          </w:rPr>
+          <w:t xml:space="preserve">制度実施責任者</w:t>
+        </w:r>
+      </w:hyperlink>
+      <w:r>
+        <w:rPr>
+          <w:color w:val="4A4A4A"/>
+          <w:sz w:val="18"/>
+        </w:rPr>
+        <w:t xml:space="preserve">　|　</w:t>
+      </w:r>
+      <w:hyperlink w:anchor="t2_7">
+        <w:r>
+          <w:rPr>
+            <w:rFonts w:eastAsia="游ゴシック"/>
+            <w:color w:val="2E6BA6"/>
+            <w:u w:val="single"/>
+            <w:sz w:val="19"/>
+          </w:rPr>
+          <w:t xml:space="preserve">会社管理者</w:t>
+        </w:r>
+      </w:hyperlink>
+      <w:r>
+        <w:rPr>
+          <w:color w:val="4A4A4A"/>
+          <w:sz w:val="18"/>
+        </w:rPr>
+        <w:t xml:space="preserve">　|　</w:t>
+      </w:r>
+      <w:hyperlink w:anchor="t2_8">
+        <w:r>
+          <w:rPr>
+            <w:rFonts w:eastAsia="游ゴシック"/>
+            <w:color w:val="2E6BA6"/>
+            <w:u w:val="single"/>
+            <w:sz w:val="19"/>
+          </w:rPr>
+          <w:t xml:space="preserve">会社担当者</w:t>
+        </w:r>
+      </w:hyperlink>
+      <w:r>
+        <w:rPr>
+          <w:color w:val="4A4A4A"/>
+          <w:sz w:val="18"/>
+        </w:rPr>
+        <w:t xml:space="preserve">　|　</w:t>
+      </w:r>
+      <w:hyperlink w:anchor="t2_9">
+        <w:r>
+          <w:rPr>
+            <w:rFonts w:eastAsia="游ゴシック"/>
+            <w:color w:val="2E6BA6"/>
+            <w:u w:val="single"/>
+            <w:sz w:val="19"/>
+          </w:rPr>
+          <w:t xml:space="preserve">実施者</w:t>
+        </w:r>
+      </w:hyperlink>
+      <w:r>
+        <w:rPr>
+          <w:color w:val="4A4A4A"/>
+          <w:sz w:val="18"/>
+        </w:rPr>
+        <w:t xml:space="preserve">　|　</w:t>
+      </w:r>
+      <w:hyperlink w:anchor="t2_10">
+        <w:r>
+          <w:rPr>
+            <w:rFonts w:eastAsia="游ゴシック"/>
+            <w:color w:val="2E6BA6"/>
+            <w:u w:val="single"/>
+            <w:sz w:val="19"/>
+          </w:rPr>
+          <w:t xml:space="preserve">実施代表者</w:t>
+        </w:r>
+      </w:hyperlink>
+      <w:r>
+        <w:rPr>
+          <w:color w:val="4A4A4A"/>
+          <w:sz w:val="18"/>
+        </w:rPr>
+        <w:t xml:space="preserve">　|　</w:t>
+      </w:r>
+      <w:hyperlink w:anchor="t2_11">
+        <w:r>
+          <w:rPr>
+            <w:rFonts w:eastAsia="游ゴシック"/>
+            <w:color w:val="2E6BA6"/>
+            <w:u w:val="single"/>
+            <w:sz w:val="19"/>
+          </w:rPr>
+          <w:t xml:space="preserve">共同実施者</w:t>
+        </w:r>
+      </w:hyperlink>
+      <w:r>
+        <w:rPr>
+          <w:color w:val="4A4A4A"/>
+          <w:sz w:val="18"/>
+        </w:rPr>
+        <w:t xml:space="preserve">　|　</w:t>
+      </w:r>
+      <w:hyperlink w:anchor="t2_12">
+        <w:r>
+          <w:rPr>
+            <w:rFonts w:eastAsia="游ゴシック"/>
+            <w:color w:val="2E6BA6"/>
+            <w:u w:val="single"/>
+            <w:sz w:val="19"/>
+          </w:rPr>
+          <w:t xml:space="preserve">実施事務従事者</w:t>
+        </w:r>
+      </w:hyperlink>
+      <w:r>
+        <w:rPr>
+          <w:color w:val="4A4A4A"/>
+          <w:sz w:val="18"/>
+        </w:rPr>
+        <w:t xml:space="preserve">　|　</w:t>
+      </w:r>
+      <w:hyperlink w:anchor="t2_13">
+        <w:r>
+          <w:rPr>
+            <w:rFonts w:eastAsia="游ゴシック"/>
+            <w:color w:val="2E6BA6"/>
+            <w:u w:val="single"/>
+            <w:sz w:val="19"/>
+          </w:rPr>
+          <w:t xml:space="preserve">産業医</w:t>
+        </w:r>
+      </w:hyperlink>
+      <w:r>
+        <w:rPr>
+          <w:color w:val="4A4A4A"/>
+          <w:sz w:val="18"/>
+        </w:rPr>
+        <w:t xml:space="preserve">　|　</w:t>
+      </w:r>
+      <w:hyperlink w:anchor="t2_14">
+        <w:r>
+          <w:rPr>
+            <w:rFonts w:eastAsia="游ゴシック"/>
+            <w:color w:val="2E6BA6"/>
+            <w:u w:val="single"/>
+            <w:sz w:val="19"/>
+          </w:rPr>
+          <w:t xml:space="preserve">面接指導医</w:t>
+        </w:r>
+      </w:hyperlink>
+      <w:r>
+        <w:rPr>
+          <w:color w:val="4A4A4A"/>
+          <w:sz w:val="18"/>
+        </w:rPr>
+        <w:t xml:space="preserve">　|　</w:t>
+      </w:r>
+      <w:hyperlink w:anchor="t2_15">
+        <w:r>
+          <w:rPr>
+            <w:rFonts w:eastAsia="游ゴシック"/>
+            <w:color w:val="2E6BA6"/>
+            <w:u w:val="single"/>
+            <w:sz w:val="19"/>
+          </w:rPr>
+          <w:t xml:space="preserve">衛生管理者</w:t>
+        </w:r>
+      </w:hyperlink>
+      <w:r>
+        <w:rPr>
+          <w:color w:val="4A4A4A"/>
+          <w:sz w:val="18"/>
+        </w:rPr>
+        <w:t xml:space="preserve">　|　</w:t>
+      </w:r>
+      <w:hyperlink w:anchor="t2_16">
+        <w:r>
+          <w:rPr>
+            <w:rFonts w:eastAsia="游ゴシック"/>
+            <w:color w:val="2E6BA6"/>
+            <w:u w:val="single"/>
+            <w:sz w:val="19"/>
+          </w:rPr>
+          <w:t xml:space="preserve">管理監督者</w:t>
+        </w:r>
+      </w:hyperlink>
+      <w:r>
+        <w:rPr>
+          <w:color w:val="4A4A4A"/>
+          <w:sz w:val="18"/>
+        </w:rPr>
+        <w:t xml:space="preserve">　|　</w:t>
+      </w:r>
+      <w:hyperlink w:anchor="t2_17">
+        <w:r>
+          <w:rPr>
+            <w:rFonts w:eastAsia="游ゴシック"/>
+            <w:color w:val="2E6BA6"/>
+            <w:u w:val="single"/>
+            <w:sz w:val="19"/>
+          </w:rPr>
+          <w:t xml:space="preserve">産業保健スタッフ</w:t>
+        </w:r>
+      </w:hyperlink>
+      <w:r>
+        <w:rPr>
+          <w:color w:val="4A4A4A"/>
+          <w:sz w:val="18"/>
+        </w:rPr>
+        <w:t xml:space="preserve">　|　</w:t>
+      </w:r>
+      <w:hyperlink w:anchor="t2_18">
+        <w:r>
+          <w:rPr>
+            <w:rFonts w:eastAsia="游ゴシック"/>
+            <w:color w:val="2E6BA6"/>
+            <w:u w:val="single"/>
+            <w:sz w:val="19"/>
+          </w:rPr>
+          <w:t xml:space="preserve">事業場内産業保健スタッフ</w:t>
+        </w:r>
+      </w:hyperlink>
+      <w:r>
+        <w:rPr>
+          <w:color w:val="4A4A4A"/>
+          <w:sz w:val="18"/>
+        </w:rPr>
+        <w:t xml:space="preserve">　|　</w:t>
+      </w:r>
+      <w:hyperlink w:anchor="t2_19">
+        <w:r>
+          <w:rPr>
+            <w:rFonts w:eastAsia="游ゴシック"/>
+            <w:color w:val="2E6BA6"/>
+            <w:u w:val="single"/>
+            <w:sz w:val="19"/>
+          </w:rPr>
+          <w:t xml:space="preserve">事業場外資源</w:t>
+        </w:r>
+      </w:hyperlink>
+      <w:r>
+        <w:rPr>
+          <w:color w:val="4A4A4A"/>
+          <w:sz w:val="18"/>
+        </w:rPr>
+        <w:t xml:space="preserve">　|　</w:t>
+      </w:r>
+      <w:hyperlink w:anchor="t2_20">
+        <w:r>
+          <w:rPr>
+            <w:rFonts w:eastAsia="游ゴシック"/>
+            <w:color w:val="2E6BA6"/>
+            <w:u w:val="single"/>
+            <w:sz w:val="19"/>
+          </w:rPr>
+          <w:t xml:space="preserve">労働者代表</w:t>
+        </w:r>
+      </w:hyperlink>
+    </w:p>
+    <w:p>
+      <w:pPr>
+        <w:spacing w:before="200" w:after="40"/>
+      </w:pPr>
+      <w:hyperlink w:anchor="sec3">
+        <w:r>
+          <w:rPr>
+            <w:rFonts w:eastAsia="游ゴシック"/>
+            <w:color w:val="2E6BA6"/>
+            <w:u w:val="single"/>
+            <w:b/>
+            <w:sz w:val="24"/>
+          </w:rPr>
+          <w:t xml:space="preserve">3．実施前の体制・手続</w:t>
+        </w:r>
+      </w:hyperlink>
+    </w:p>
+    <w:p>
+      <w:pPr>
+        <w:spacing w:after="120"/>
+        <w:ind w:left="340"/>
+      </w:pPr>
+      <w:hyperlink w:anchor="t3_1">
+        <w:r>
+          <w:rPr>
+            <w:rFonts w:eastAsia="游ゴシック"/>
+            <w:color w:val="2E6BA6"/>
+            <w:u w:val="single"/>
+            <w:sz w:val="19"/>
+          </w:rPr>
+          <w:t xml:space="preserve">基本方針の表明</w:t>
+        </w:r>
+      </w:hyperlink>
+      <w:r>
+        <w:rPr>
+          <w:color w:val="4A4A4A"/>
+          <w:sz w:val="18"/>
+        </w:rPr>
+        <w:t xml:space="preserve">　|　</w:t>
+      </w:r>
+      <w:hyperlink w:anchor="t3_2">
+        <w:r>
+          <w:rPr>
+            <w:rFonts w:eastAsia="游ゴシック"/>
+            <w:color w:val="2E6BA6"/>
+            <w:u w:val="single"/>
+            <w:sz w:val="19"/>
+          </w:rPr>
+          <w:t xml:space="preserve">衛生委員会</w:t>
+        </w:r>
+      </w:hyperlink>
+      <w:r>
+        <w:rPr>
+          <w:color w:val="4A4A4A"/>
+          <w:sz w:val="18"/>
+        </w:rPr>
+        <w:t xml:space="preserve">　|　</w:t>
+      </w:r>
+      <w:hyperlink w:anchor="t3_3">
+        <w:r>
+          <w:rPr>
+            <w:rFonts w:eastAsia="游ゴシック"/>
+            <w:color w:val="2E6BA6"/>
+            <w:u w:val="single"/>
+            <w:sz w:val="19"/>
+          </w:rPr>
+          <w:t xml:space="preserve">安全衛生委員会</w:t>
+        </w:r>
+      </w:hyperlink>
+      <w:r>
+        <w:rPr>
+          <w:color w:val="4A4A4A"/>
+          <w:sz w:val="18"/>
+        </w:rPr>
+        <w:t xml:space="preserve">　|　</w:t>
+      </w:r>
+      <w:hyperlink w:anchor="t3_4">
+        <w:r>
+          <w:rPr>
+            <w:rFonts w:eastAsia="游ゴシック"/>
+            <w:color w:val="2E6BA6"/>
+            <w:u w:val="single"/>
+            <w:sz w:val="19"/>
+          </w:rPr>
+          <w:t xml:space="preserve">衛生委員会等</w:t>
+        </w:r>
+      </w:hyperlink>
+      <w:r>
+        <w:rPr>
+          <w:color w:val="4A4A4A"/>
+          <w:sz w:val="18"/>
+        </w:rPr>
+        <w:t xml:space="preserve">　|　</w:t>
+      </w:r>
+      <w:hyperlink w:anchor="t3_5">
+        <w:r>
+          <w:rPr>
+            <w:rFonts w:eastAsia="游ゴシック"/>
+            <w:color w:val="2E6BA6"/>
+            <w:u w:val="single"/>
+            <w:sz w:val="19"/>
+          </w:rPr>
+          <w:t xml:space="preserve">調査審議</w:t>
+        </w:r>
+      </w:hyperlink>
+      <w:r>
+        <w:rPr>
+          <w:color w:val="4A4A4A"/>
+          <w:sz w:val="18"/>
+        </w:rPr>
+        <w:t xml:space="preserve">　|　</w:t>
+      </w:r>
+      <w:hyperlink w:anchor="t3_6">
+        <w:r>
+          <w:rPr>
+            <w:rFonts w:eastAsia="游ゴシック"/>
+            <w:color w:val="2E6BA6"/>
+            <w:u w:val="single"/>
+            <w:sz w:val="19"/>
+          </w:rPr>
+          <w:t xml:space="preserve">ストレスチェック実施規程</w:t>
+        </w:r>
+      </w:hyperlink>
+      <w:r>
+        <w:rPr>
+          <w:color w:val="4A4A4A"/>
+          <w:sz w:val="18"/>
+        </w:rPr>
+        <w:t xml:space="preserve">　|　</w:t>
+      </w:r>
+      <w:hyperlink w:anchor="t3_7">
+        <w:r>
+          <w:rPr>
+            <w:rFonts w:eastAsia="游ゴシック"/>
+            <w:color w:val="2E6BA6"/>
+            <w:u w:val="single"/>
+            <w:sz w:val="19"/>
+          </w:rPr>
+          <w:t xml:space="preserve">調査票</w:t>
+        </w:r>
+      </w:hyperlink>
+      <w:r>
+        <w:rPr>
+          <w:color w:val="4A4A4A"/>
+          <w:sz w:val="18"/>
+        </w:rPr>
+        <w:t xml:space="preserve">　|　</w:t>
+      </w:r>
+      <w:hyperlink w:anchor="t3_8">
+        <w:r>
+          <w:rPr>
+            <w:rFonts w:eastAsia="游ゴシック"/>
+            <w:color w:val="2E6BA6"/>
+            <w:u w:val="single"/>
+            <w:sz w:val="19"/>
+          </w:rPr>
+          <w:t xml:space="preserve">職業性ストレス簡易調査票</w:t>
+        </w:r>
+      </w:hyperlink>
+      <w:r>
+        <w:rPr>
+          <w:color w:val="4A4A4A"/>
+          <w:sz w:val="18"/>
+        </w:rPr>
+        <w:t xml:space="preserve">　|　</w:t>
+      </w:r>
+      <w:hyperlink w:anchor="t3_9">
+        <w:r>
+          <w:rPr>
+            <w:rFonts w:eastAsia="游ゴシック"/>
+            <w:color w:val="2E6BA6"/>
+            <w:u w:val="single"/>
+            <w:sz w:val="19"/>
+          </w:rPr>
+          <w:t xml:space="preserve">実施媒体</w:t>
+        </w:r>
+      </w:hyperlink>
+      <w:r>
+        <w:rPr>
+          <w:color w:val="4A4A4A"/>
+          <w:sz w:val="18"/>
+        </w:rPr>
+        <w:t xml:space="preserve">　|　</w:t>
+      </w:r>
+      <w:hyperlink w:anchor="t3_10">
+        <w:r>
+          <w:rPr>
+            <w:rFonts w:eastAsia="游ゴシック"/>
+            <w:color w:val="2E6BA6"/>
+            <w:u w:val="single"/>
+            <w:sz w:val="19"/>
+          </w:rPr>
+          <w:t xml:space="preserve">実施頻度</w:t>
+        </w:r>
+      </w:hyperlink>
+      <w:r>
+        <w:rPr>
+          <w:color w:val="4A4A4A"/>
+          <w:sz w:val="18"/>
+        </w:rPr>
+        <w:t xml:space="preserve">　|　</w:t>
+      </w:r>
+      <w:hyperlink w:anchor="t3_11">
+        <w:r>
+          <w:rPr>
+            <w:rFonts w:eastAsia="游ゴシック"/>
+            <w:color w:val="2E6BA6"/>
+            <w:u w:val="single"/>
+            <w:sz w:val="19"/>
+          </w:rPr>
+          <w:t xml:space="preserve">受検勧奨</w:t>
+        </w:r>
+      </w:hyperlink>
+    </w:p>
+    <w:p>
+      <w:pPr>
+        <w:spacing w:before="200" w:after="40"/>
+      </w:pPr>
+      <w:hyperlink w:anchor="sec4">
+        <w:r>
+          <w:rPr>
+            <w:rFonts w:eastAsia="游ゴシック"/>
+            <w:color w:val="2E6BA6"/>
+            <w:u w:val="single"/>
+            <w:b/>
+            <w:sz w:val="24"/>
+          </w:rPr>
+          <w:t xml:space="preserve">4．評価・結果</w:t>
+        </w:r>
+      </w:hyperlink>
+    </w:p>
+    <w:p>
+      <w:pPr>
+        <w:spacing w:after="120"/>
+        <w:ind w:left="340"/>
+      </w:pPr>
+      <w:hyperlink w:anchor="t4_1">
+        <w:r>
+          <w:rPr>
+            <w:rFonts w:eastAsia="游ゴシック"/>
+            <w:color w:val="2E6BA6"/>
+            <w:u w:val="single"/>
+            <w:sz w:val="19"/>
+          </w:rPr>
+          <w:t xml:space="preserve">ストレスの程度の評価</w:t>
+        </w:r>
+      </w:hyperlink>
+      <w:r>
+        <w:rPr>
+          <w:color w:val="4A4A4A"/>
+          <w:sz w:val="18"/>
+        </w:rPr>
+        <w:t xml:space="preserve">　|　</w:t>
+      </w:r>
+      <w:hyperlink w:anchor="t4_2">
+        <w:r>
+          <w:rPr>
+            <w:rFonts w:eastAsia="游ゴシック"/>
+            <w:color w:val="2E6BA6"/>
+            <w:u w:val="single"/>
+            <w:sz w:val="19"/>
+          </w:rPr>
+          <w:t xml:space="preserve">高ストレス者</w:t>
+        </w:r>
+      </w:hyperlink>
+      <w:r>
+        <w:rPr>
+          <w:color w:val="4A4A4A"/>
+          <w:sz w:val="18"/>
+        </w:rPr>
+        <w:t xml:space="preserve">　|　</w:t>
+      </w:r>
+      <w:hyperlink w:anchor="t4_3">
+        <w:r>
+          <w:rPr>
+            <w:rFonts w:eastAsia="游ゴシック"/>
+            <w:color w:val="2E6BA6"/>
+            <w:u w:val="single"/>
+            <w:sz w:val="19"/>
+          </w:rPr>
+          <w:t xml:space="preserve">高ストレス者選定基準</w:t>
+        </w:r>
+      </w:hyperlink>
+      <w:r>
+        <w:rPr>
+          <w:color w:val="4A4A4A"/>
+          <w:sz w:val="18"/>
+        </w:rPr>
+        <w:t xml:space="preserve">　|　</w:t>
+      </w:r>
+      <w:hyperlink w:anchor="t4_4">
+        <w:r>
+          <w:rPr>
+            <w:rFonts w:eastAsia="游ゴシック"/>
+            <w:color w:val="2E6BA6"/>
+            <w:u w:val="single"/>
+            <w:sz w:val="19"/>
+          </w:rPr>
+          <w:t xml:space="preserve">面接指導要否</w:t>
+        </w:r>
+      </w:hyperlink>
+      <w:r>
+        <w:rPr>
+          <w:color w:val="4A4A4A"/>
+          <w:sz w:val="18"/>
+        </w:rPr>
+        <w:t xml:space="preserve">　|　</w:t>
+      </w:r>
+      <w:hyperlink w:anchor="t4_5">
+        <w:r>
+          <w:rPr>
+            <w:rFonts w:eastAsia="游ゴシック"/>
+            <w:color w:val="2E6BA6"/>
+            <w:u w:val="single"/>
+            <w:sz w:val="19"/>
+          </w:rPr>
+          <w:t xml:space="preserve">補足的面談</w:t>
+        </w:r>
+      </w:hyperlink>
+      <w:r>
+        <w:rPr>
+          <w:color w:val="4A4A4A"/>
+          <w:sz w:val="18"/>
+        </w:rPr>
+        <w:t xml:space="preserve">　|　</w:t>
+      </w:r>
+      <w:hyperlink w:anchor="t4_6">
+        <w:r>
+          <w:rPr>
+            <w:rFonts w:eastAsia="游ゴシック"/>
+            <w:color w:val="2E6BA6"/>
+            <w:u w:val="single"/>
+            <w:sz w:val="19"/>
+          </w:rPr>
+          <w:t xml:space="preserve">個人結果</w:t>
+        </w:r>
+      </w:hyperlink>
+      <w:r>
+        <w:rPr>
+          <w:color w:val="4A4A4A"/>
+          <w:sz w:val="18"/>
+        </w:rPr>
+        <w:t xml:space="preserve">　|　</w:t>
+      </w:r>
+      <w:hyperlink w:anchor="t4_7">
+        <w:r>
+          <w:rPr>
+            <w:rFonts w:eastAsia="游ゴシック"/>
+            <w:color w:val="2E6BA6"/>
+            <w:u w:val="single"/>
+            <w:sz w:val="19"/>
+          </w:rPr>
+          <w:t xml:space="preserve">結果通知</w:t>
+        </w:r>
+      </w:hyperlink>
+      <w:r>
+        <w:rPr>
+          <w:color w:val="4A4A4A"/>
+          <w:sz w:val="18"/>
+        </w:rPr>
+        <w:t xml:space="preserve">　|　</w:t>
+      </w:r>
+      <w:hyperlink w:anchor="t4_8">
+        <w:r>
+          <w:rPr>
+            <w:rFonts w:eastAsia="游ゴシック"/>
+            <w:color w:val="2E6BA6"/>
+            <w:u w:val="single"/>
+            <w:sz w:val="19"/>
+          </w:rPr>
+          <w:t xml:space="preserve">受検状況</w:t>
+        </w:r>
+      </w:hyperlink>
+      <w:r>
+        <w:rPr>
+          <w:color w:val="4A4A4A"/>
+          <w:sz w:val="18"/>
+        </w:rPr>
+        <w:t xml:space="preserve">　|　</w:t>
+      </w:r>
+      <w:hyperlink w:anchor="t4_9">
+        <w:r>
+          <w:rPr>
+            <w:rFonts w:eastAsia="游ゴシック"/>
+            <w:color w:val="2E6BA6"/>
+            <w:u w:val="single"/>
+            <w:sz w:val="19"/>
+          </w:rPr>
+          <w:t xml:space="preserve">受検率</w:t>
+        </w:r>
+      </w:hyperlink>
+    </w:p>
+    <w:p>
+      <w:pPr>
+        <w:spacing w:before="200" w:after="40"/>
+      </w:pPr>
+      <w:hyperlink w:anchor="sec5">
+        <w:r>
+          <w:rPr>
+            <w:rFonts w:eastAsia="游ゴシック"/>
+            <w:color w:val="2E6BA6"/>
+            <w:u w:val="single"/>
+            <w:b/>
+            <w:sz w:val="24"/>
+          </w:rPr>
+          <w:t xml:space="preserve">5．医師による面接指導</w:t>
+        </w:r>
+      </w:hyperlink>
+    </w:p>
+    <w:p>
+      <w:pPr>
+        <w:spacing w:after="120"/>
+        <w:ind w:left="340"/>
+      </w:pPr>
+      <w:hyperlink w:anchor="t5_1">
+        <w:r>
+          <w:rPr>
+            <w:rFonts w:eastAsia="游ゴシック"/>
+            <w:color w:val="2E6BA6"/>
+            <w:u w:val="single"/>
+            <w:sz w:val="19"/>
+          </w:rPr>
+          <w:t xml:space="preserve">医師による面接指導</w:t>
+        </w:r>
+      </w:hyperlink>
+      <w:r>
+        <w:rPr>
+          <w:color w:val="4A4A4A"/>
+          <w:sz w:val="18"/>
+        </w:rPr>
+        <w:t xml:space="preserve">　|　</w:t>
+      </w:r>
+      <w:hyperlink w:anchor="t5_2">
+        <w:r>
+          <w:rPr>
+            <w:rFonts w:eastAsia="游ゴシック"/>
+            <w:color w:val="2E6BA6"/>
+            <w:u w:val="single"/>
+            <w:sz w:val="19"/>
+          </w:rPr>
+          <w:t xml:space="preserve">面接指導の申出</w:t>
+        </w:r>
+      </w:hyperlink>
+      <w:r>
+        <w:rPr>
+          <w:color w:val="4A4A4A"/>
+          <w:sz w:val="18"/>
+        </w:rPr>
+        <w:t xml:space="preserve">　|　</w:t>
+      </w:r>
+      <w:hyperlink w:anchor="t5_3">
+        <w:r>
+          <w:rPr>
+            <w:rFonts w:eastAsia="游ゴシック"/>
+            <w:color w:val="2E6BA6"/>
+            <w:u w:val="single"/>
+            <w:sz w:val="19"/>
+          </w:rPr>
+          <w:t xml:space="preserve">申出勧奨</w:t>
+        </w:r>
+      </w:hyperlink>
+      <w:r>
+        <w:rPr>
+          <w:color w:val="4A4A4A"/>
+          <w:sz w:val="18"/>
+        </w:rPr>
+        <w:t xml:space="preserve">　|　</w:t>
+      </w:r>
+      <w:hyperlink w:anchor="t5_4">
+        <w:r>
+          <w:rPr>
+            <w:rFonts w:eastAsia="游ゴシック"/>
+            <w:color w:val="2E6BA6"/>
+            <w:u w:val="single"/>
+            <w:sz w:val="19"/>
+          </w:rPr>
+          <w:t xml:space="preserve">医師の意見聴取</w:t>
+        </w:r>
+      </w:hyperlink>
+      <w:r>
+        <w:rPr>
+          <w:color w:val="4A4A4A"/>
+          <w:sz w:val="18"/>
+        </w:rPr>
+        <w:t xml:space="preserve">　|　</w:t>
+      </w:r>
+      <w:hyperlink w:anchor="t5_5">
+        <w:r>
+          <w:rPr>
+            <w:rFonts w:eastAsia="游ゴシック"/>
+            <w:color w:val="2E6BA6"/>
+            <w:u w:val="single"/>
+            <w:sz w:val="19"/>
+          </w:rPr>
+          <w:t xml:space="preserve">就業上の措置</w:t>
+        </w:r>
+      </w:hyperlink>
+      <w:r>
+        <w:rPr>
+          <w:color w:val="4A4A4A"/>
+          <w:sz w:val="18"/>
+        </w:rPr>
+        <w:t xml:space="preserve">　|　</w:t>
+      </w:r>
+      <w:hyperlink w:anchor="t5_6">
+        <w:r>
+          <w:rPr>
+            <w:rFonts w:eastAsia="游ゴシック"/>
+            <w:color w:val="2E6BA6"/>
+            <w:u w:val="single"/>
+            <w:sz w:val="19"/>
+          </w:rPr>
+          <w:t xml:space="preserve">保健室面談</w:t>
+        </w:r>
+      </w:hyperlink>
+      <w:r>
+        <w:rPr>
+          <w:color w:val="4A4A4A"/>
+          <w:sz w:val="18"/>
+        </w:rPr>
+        <w:t xml:space="preserve">　|　</w:t>
+      </w:r>
+      <w:hyperlink w:anchor="t5_7">
+        <w:r>
+          <w:rPr>
+            <w:rFonts w:eastAsia="游ゴシック"/>
+            <w:color w:val="2E6BA6"/>
+            <w:u w:val="single"/>
+            <w:sz w:val="19"/>
+          </w:rPr>
+          <w:t xml:space="preserve">診断書</w:t>
+        </w:r>
+      </w:hyperlink>
+      <w:r>
+        <w:rPr>
+          <w:color w:val="4A4A4A"/>
+          <w:sz w:val="18"/>
+        </w:rPr>
+        <w:t xml:space="preserve">　|　</w:t>
+      </w:r>
+      <w:hyperlink w:anchor="t5_8">
+        <w:r>
+          <w:rPr>
+            <w:rFonts w:eastAsia="游ゴシック"/>
+            <w:color w:val="2E6BA6"/>
+            <w:u w:val="single"/>
+            <w:sz w:val="19"/>
+          </w:rPr>
+          <w:t xml:space="preserve">医師意見書</w:t>
+        </w:r>
+      </w:hyperlink>
+    </w:p>
+    <w:p>
+      <w:pPr>
+        <w:spacing w:before="200" w:after="40"/>
+      </w:pPr>
+      <w:hyperlink w:anchor="sec6">
+        <w:r>
+          <w:rPr>
+            <w:rFonts w:eastAsia="游ゴシック"/>
+            <w:color w:val="2E6BA6"/>
+            <w:u w:val="single"/>
+            <w:b/>
+            <w:sz w:val="24"/>
+          </w:rPr>
+          <w:t xml:space="preserve">6．集団分析・職場環境改善</w:t>
+        </w:r>
+      </w:hyperlink>
+    </w:p>
+    <w:p>
+      <w:pPr>
+        <w:spacing w:after="120"/>
+        <w:ind w:left="340"/>
+      </w:pPr>
+      <w:hyperlink w:anchor="t6_1">
+        <w:r>
+          <w:rPr>
+            <w:rFonts w:eastAsia="游ゴシック"/>
+            <w:color w:val="2E6BA6"/>
+            <w:u w:val="single"/>
+            <w:sz w:val="19"/>
+          </w:rPr>
+          <w:t xml:space="preserve">集団分析</w:t>
+        </w:r>
+      </w:hyperlink>
+      <w:r>
+        <w:rPr>
+          <w:color w:val="4A4A4A"/>
+          <w:sz w:val="18"/>
+        </w:rPr>
+        <w:t xml:space="preserve">　|　</w:t>
+      </w:r>
+      <w:hyperlink w:anchor="t6_2">
+        <w:r>
+          <w:rPr>
+            <w:rFonts w:eastAsia="游ゴシック"/>
+            <w:color w:val="2E6BA6"/>
+            <w:u w:val="single"/>
+            <w:sz w:val="19"/>
+          </w:rPr>
+          <w:t xml:space="preserve">集計単位</w:t>
+        </w:r>
+      </w:hyperlink>
+      <w:r>
+        <w:rPr>
+          <w:color w:val="4A4A4A"/>
+          <w:sz w:val="18"/>
+        </w:rPr>
+        <w:t xml:space="preserve">　|　</w:t>
+      </w:r>
+      <w:hyperlink w:anchor="t6_3">
+        <w:r>
+          <w:rPr>
+            <w:rFonts w:eastAsia="游ゴシック"/>
+            <w:color w:val="2E6BA6"/>
+            <w:u w:val="single"/>
+            <w:sz w:val="19"/>
+          </w:rPr>
+          <w:t xml:space="preserve">少人数集団</w:t>
+        </w:r>
+      </w:hyperlink>
+      <w:r>
+        <w:rPr>
+          <w:color w:val="4A4A4A"/>
+          <w:sz w:val="18"/>
+        </w:rPr>
+        <w:t xml:space="preserve">　|　</w:t>
+      </w:r>
+      <w:hyperlink w:anchor="t6_4">
+        <w:r>
+          <w:rPr>
+            <w:rFonts w:eastAsia="游ゴシック"/>
+            <w:color w:val="2E6BA6"/>
+            <w:u w:val="single"/>
+            <w:sz w:val="19"/>
+          </w:rPr>
+          <w:t xml:space="preserve">仕事のストレス判定図</w:t>
+        </w:r>
+      </w:hyperlink>
+      <w:r>
+        <w:rPr>
+          <w:color w:val="4A4A4A"/>
+          <w:sz w:val="18"/>
+        </w:rPr>
+        <w:t xml:space="preserve">　|　</w:t>
+      </w:r>
+      <w:hyperlink w:anchor="t6_5">
+        <w:r>
+          <w:rPr>
+            <w:rFonts w:eastAsia="游ゴシック"/>
+            <w:color w:val="2E6BA6"/>
+            <w:u w:val="single"/>
+            <w:sz w:val="19"/>
+          </w:rPr>
+          <w:t xml:space="preserve">健康リスク</w:t>
+        </w:r>
+      </w:hyperlink>
+      <w:r>
+        <w:rPr>
+          <w:color w:val="4A4A4A"/>
+          <w:sz w:val="18"/>
+        </w:rPr>
+        <w:t xml:space="preserve">　|　</w:t>
+      </w:r>
+      <w:hyperlink w:anchor="t6_6">
+        <w:r>
+          <w:rPr>
+            <w:rFonts w:eastAsia="游ゴシック"/>
+            <w:color w:val="2E6BA6"/>
+            <w:u w:val="single"/>
+            <w:sz w:val="19"/>
+          </w:rPr>
+          <w:t xml:space="preserve">職場環境改善</w:t>
+        </w:r>
+      </w:hyperlink>
+      <w:r>
+        <w:rPr>
+          <w:color w:val="4A4A4A"/>
+          <w:sz w:val="18"/>
+        </w:rPr>
+        <w:t xml:space="preserve">　|　</w:t>
+      </w:r>
+      <w:hyperlink w:anchor="t6_7">
+        <w:r>
+          <w:rPr>
+            <w:rFonts w:eastAsia="游ゴシック"/>
+            <w:color w:val="2E6BA6"/>
+            <w:u w:val="single"/>
+            <w:sz w:val="19"/>
+          </w:rPr>
+          <w:t xml:space="preserve">参加型職場環境改善</w:t>
+        </w:r>
+      </w:hyperlink>
+      <w:r>
+        <w:rPr>
+          <w:color w:val="4A4A4A"/>
+          <w:sz w:val="18"/>
+        </w:rPr>
+        <w:t xml:space="preserve">　|　</w:t>
+      </w:r>
+      <w:hyperlink w:anchor="t6_8">
+        <w:r>
+          <w:rPr>
+            <w:rFonts w:eastAsia="游ゴシック"/>
+            <w:color w:val="2E6BA6"/>
+            <w:u w:val="single"/>
+            <w:sz w:val="19"/>
+          </w:rPr>
+          <w:t xml:space="preserve">ポピュレーションアプローチ</w:t>
+        </w:r>
+      </w:hyperlink>
+      <w:r>
+        <w:rPr>
+          <w:color w:val="4A4A4A"/>
+          <w:sz w:val="18"/>
+        </w:rPr>
+        <w:t xml:space="preserve">　|　</w:t>
+      </w:r>
+      <w:hyperlink w:anchor="t6_9">
+        <w:r>
+          <w:rPr>
+            <w:rFonts w:eastAsia="游ゴシック"/>
+            <w:color w:val="2E6BA6"/>
+            <w:u w:val="single"/>
+            <w:sz w:val="19"/>
+          </w:rPr>
+          <w:t xml:space="preserve">ハイリスクアプローチ</w:t>
+        </w:r>
+      </w:hyperlink>
+    </w:p>
+    <w:p>
+      <w:pPr>
+        <w:spacing w:before="200" w:after="40"/>
+      </w:pPr>
+      <w:hyperlink w:anchor="sec7">
+        <w:r>
+          <w:rPr>
+            <w:rFonts w:eastAsia="游ゴシック"/>
+            <w:color w:val="2E6BA6"/>
+            <w:u w:val="single"/>
+            <w:b/>
+            <w:sz w:val="24"/>
+          </w:rPr>
+          <w:t xml:space="preserve">7．メンタルヘルスケアの4つのケア</w:t>
+        </w:r>
+      </w:hyperlink>
+    </w:p>
+    <w:p>
+      <w:pPr>
+        <w:spacing w:after="120"/>
+        <w:ind w:left="340"/>
+      </w:pPr>
+      <w:hyperlink w:anchor="t7_1">
+        <w:r>
+          <w:rPr>
+            <w:rFonts w:eastAsia="游ゴシック"/>
+            <w:color w:val="2E6BA6"/>
+            <w:u w:val="single"/>
+            <w:sz w:val="19"/>
+          </w:rPr>
+          <w:t xml:space="preserve">セルフケア</w:t>
+        </w:r>
+      </w:hyperlink>
+      <w:r>
+        <w:rPr>
+          <w:color w:val="4A4A4A"/>
+          <w:sz w:val="18"/>
+        </w:rPr>
+        <w:t xml:space="preserve">　|　</w:t>
+      </w:r>
+      <w:hyperlink w:anchor="t7_2">
+        <w:r>
+          <w:rPr>
+            <w:rFonts w:eastAsia="游ゴシック"/>
+            <w:color w:val="2E6BA6"/>
+            <w:u w:val="single"/>
+            <w:sz w:val="19"/>
+          </w:rPr>
+          <w:t xml:space="preserve">ラインケア</w:t>
+        </w:r>
+      </w:hyperlink>
+      <w:r>
+        <w:rPr>
+          <w:color w:val="4A4A4A"/>
+          <w:sz w:val="18"/>
+        </w:rPr>
+        <w:t xml:space="preserve">　|　</w:t>
+      </w:r>
+      <w:hyperlink w:anchor="t7_3">
+        <w:r>
+          <w:rPr>
+            <w:rFonts w:eastAsia="游ゴシック"/>
+            <w:color w:val="2E6BA6"/>
+            <w:u w:val="single"/>
+            <w:sz w:val="19"/>
+          </w:rPr>
+          <w:t xml:space="preserve">事業場内産業保健スタッフ等によるケア</w:t>
+        </w:r>
+      </w:hyperlink>
+      <w:r>
+        <w:rPr>
+          <w:color w:val="4A4A4A"/>
+          <w:sz w:val="18"/>
+        </w:rPr>
+        <w:t xml:space="preserve">　|　</w:t>
+      </w:r>
+      <w:hyperlink w:anchor="t7_4">
+        <w:r>
+          <w:rPr>
+            <w:rFonts w:eastAsia="游ゴシック"/>
+            <w:color w:val="2E6BA6"/>
+            <w:u w:val="single"/>
+            <w:sz w:val="19"/>
+          </w:rPr>
+          <w:t xml:space="preserve">事業場外資源によるケア</w:t>
+        </w:r>
+      </w:hyperlink>
+    </w:p>
+    <w:p>
+      <w:pPr>
+        <w:spacing w:before="200" w:after="40"/>
+      </w:pPr>
+      <w:hyperlink w:anchor="sec8">
+        <w:r>
+          <w:rPr>
+            <w:rFonts w:eastAsia="游ゴシック"/>
+            <w:color w:val="2E6BA6"/>
+            <w:u w:val="single"/>
+            <w:b/>
+            <w:sz w:val="24"/>
+          </w:rPr>
+          <w:t xml:space="preserve">8．個人情報・守秘義務</w:t>
+        </w:r>
+      </w:hyperlink>
+    </w:p>
+    <w:p>
+      <w:pPr>
+        <w:spacing w:after="120"/>
+        <w:ind w:left="340"/>
+      </w:pPr>
+      <w:hyperlink w:anchor="t8_1">
+        <w:r>
+          <w:rPr>
+            <w:rFonts w:eastAsia="游ゴシック"/>
+            <w:color w:val="2E6BA6"/>
+            <w:u w:val="single"/>
+            <w:sz w:val="19"/>
+          </w:rPr>
+          <w:t xml:space="preserve">個人情報</w:t>
+        </w:r>
+      </w:hyperlink>
+      <w:r>
+        <w:rPr>
+          <w:color w:val="4A4A4A"/>
+          <w:sz w:val="18"/>
+        </w:rPr>
+        <w:t xml:space="preserve">　|　</w:t>
+      </w:r>
+      <w:hyperlink w:anchor="t8_2">
+        <w:r>
+          <w:rPr>
+            <w:rFonts w:eastAsia="游ゴシック"/>
+            <w:color w:val="2E6BA6"/>
+            <w:u w:val="single"/>
+            <w:sz w:val="19"/>
+          </w:rPr>
+          <w:t xml:space="preserve">健康情報</w:t>
+        </w:r>
+      </w:hyperlink>
+      <w:r>
+        <w:rPr>
+          <w:color w:val="4A4A4A"/>
+          <w:sz w:val="18"/>
+        </w:rPr>
+        <w:t xml:space="preserve">　|　</w:t>
+      </w:r>
+      <w:hyperlink w:anchor="t8_3">
+        <w:r>
+          <w:rPr>
+            <w:rFonts w:eastAsia="游ゴシック"/>
+            <w:color w:val="2E6BA6"/>
+            <w:u w:val="single"/>
+            <w:sz w:val="19"/>
+          </w:rPr>
+          <w:t xml:space="preserve">個人結果の守秘</w:t>
+        </w:r>
+      </w:hyperlink>
+      <w:r>
+        <w:rPr>
+          <w:color w:val="4A4A4A"/>
+          <w:sz w:val="18"/>
+        </w:rPr>
+        <w:t xml:space="preserve">　|　</w:t>
+      </w:r>
+      <w:hyperlink w:anchor="t8_4">
+        <w:r>
+          <w:rPr>
+            <w:rFonts w:eastAsia="游ゴシック"/>
+            <w:color w:val="2E6BA6"/>
+            <w:u w:val="single"/>
+            <w:sz w:val="19"/>
+          </w:rPr>
+          <w:t xml:space="preserve">守秘義務</w:t>
+        </w:r>
+      </w:hyperlink>
+      <w:r>
+        <w:rPr>
+          <w:color w:val="4A4A4A"/>
+          <w:sz w:val="18"/>
+        </w:rPr>
+        <w:t xml:space="preserve">　|　</w:t>
+      </w:r>
+      <w:hyperlink w:anchor="t8_5">
+        <w:r>
+          <w:rPr>
+            <w:rFonts w:eastAsia="游ゴシック"/>
+            <w:color w:val="2E6BA6"/>
+            <w:u w:val="single"/>
+            <w:sz w:val="19"/>
+          </w:rPr>
+          <w:t xml:space="preserve">本人同意</w:t>
+        </w:r>
+      </w:hyperlink>
+      <w:r>
+        <w:rPr>
+          <w:color w:val="4A4A4A"/>
+          <w:sz w:val="18"/>
+        </w:rPr>
+        <w:t xml:space="preserve">　|　</w:t>
+      </w:r>
+      <w:hyperlink w:anchor="t8_6">
+        <w:r>
+          <w:rPr>
+            <w:rFonts w:eastAsia="游ゴシック"/>
+            <w:color w:val="2E6BA6"/>
+            <w:u w:val="single"/>
+            <w:sz w:val="19"/>
+          </w:rPr>
+          <w:t xml:space="preserve">同意撤回</w:t>
+        </w:r>
+      </w:hyperlink>
+      <w:r>
+        <w:rPr>
+          <w:color w:val="4A4A4A"/>
+          <w:sz w:val="18"/>
+        </w:rPr>
+        <w:t xml:space="preserve">　|　</w:t>
+      </w:r>
+      <w:hyperlink w:anchor="t8_7">
+        <w:r>
+          <w:rPr>
+            <w:rFonts w:eastAsia="游ゴシック"/>
+            <w:color w:val="2E6BA6"/>
+            <w:u w:val="single"/>
+            <w:sz w:val="19"/>
+          </w:rPr>
+          <w:t xml:space="preserve">情報開示</w:t>
+        </w:r>
+      </w:hyperlink>
+      <w:r>
+        <w:rPr>
+          <w:color w:val="4A4A4A"/>
+          <w:sz w:val="18"/>
+        </w:rPr>
+        <w:t xml:space="preserve">　|　</w:t>
+      </w:r>
+      <w:hyperlink w:anchor="t8_8">
+        <w:r>
+          <w:rPr>
+            <w:rFonts w:eastAsia="游ゴシック"/>
+            <w:color w:val="2E6BA6"/>
+            <w:u w:val="single"/>
+            <w:sz w:val="19"/>
+          </w:rPr>
+          <w:t xml:space="preserve">訂正・追加・削除</w:t>
+        </w:r>
+      </w:hyperlink>
+      <w:r>
+        <w:rPr>
+          <w:color w:val="4A4A4A"/>
+          <w:sz w:val="18"/>
+        </w:rPr>
+        <w:t xml:space="preserve">　|　</w:t>
+      </w:r>
+      <w:hyperlink w:anchor="t8_9">
+        <w:r>
+          <w:rPr>
+            <w:rFonts w:eastAsia="游ゴシック"/>
+            <w:color w:val="2E6BA6"/>
+            <w:u w:val="single"/>
+            <w:sz w:val="19"/>
+          </w:rPr>
+          <w:t xml:space="preserve">閲覧権限</w:t>
+        </w:r>
+      </w:hyperlink>
+      <w:r>
+        <w:rPr>
+          <w:color w:val="4A4A4A"/>
+          <w:sz w:val="18"/>
+        </w:rPr>
+        <w:t xml:space="preserve">　|　</w:t>
+      </w:r>
+      <w:hyperlink w:anchor="t8_10">
+        <w:r>
+          <w:rPr>
+            <w:rFonts w:eastAsia="游ゴシック"/>
+            <w:color w:val="2E6BA6"/>
+            <w:u w:val="single"/>
+            <w:sz w:val="19"/>
+          </w:rPr>
+          <w:t xml:space="preserve">利用目的</w:t>
+        </w:r>
+      </w:hyperlink>
+      <w:r>
+        <w:rPr>
+          <w:color w:val="4A4A4A"/>
+          <w:sz w:val="18"/>
+        </w:rPr>
+        <w:t xml:space="preserve">　|　</w:t>
+      </w:r>
+      <w:hyperlink w:anchor="t8_11">
+        <w:r>
+          <w:rPr>
+            <w:rFonts w:eastAsia="游ゴシック"/>
+            <w:color w:val="2E6BA6"/>
+            <w:u w:val="single"/>
+            <w:sz w:val="19"/>
+          </w:rPr>
+          <w:t xml:space="preserve">不利益取扱い</w:t>
+        </w:r>
+      </w:hyperlink>
+    </w:p>
+    <w:p>
+      <w:pPr>
+        <w:spacing w:before="200" w:after="40"/>
+      </w:pPr>
+      <w:hyperlink w:anchor="sec9">
+        <w:r>
+          <w:rPr>
+            <w:rFonts w:eastAsia="游ゴシック"/>
+            <w:color w:val="2E6BA6"/>
+            <w:u w:val="single"/>
+            <w:b/>
+            <w:sz w:val="24"/>
+          </w:rPr>
+          <w:t xml:space="preserve">9．実施後の支援</w:t>
+        </w:r>
+      </w:hyperlink>
+    </w:p>
+    <w:p>
+      <w:pPr>
+        <w:spacing w:after="120"/>
+        <w:ind w:left="340"/>
+      </w:pPr>
+      <w:hyperlink w:anchor="t9_1">
+        <w:r>
+          <w:rPr>
+            <w:rFonts w:eastAsia="游ゴシック"/>
+            <w:color w:val="2E6BA6"/>
+            <w:u w:val="single"/>
+            <w:sz w:val="19"/>
+          </w:rPr>
+          <w:t xml:space="preserve">相談窓口</w:t>
+        </w:r>
+      </w:hyperlink>
+      <w:r>
+        <w:rPr>
+          <w:color w:val="4A4A4A"/>
+          <w:sz w:val="18"/>
+        </w:rPr>
+        <w:t xml:space="preserve">　|　</w:t>
+      </w:r>
+      <w:hyperlink w:anchor="t9_2">
+        <w:r>
+          <w:rPr>
+            <w:rFonts w:eastAsia="游ゴシック"/>
+            <w:color w:val="2E6BA6"/>
+            <w:u w:val="single"/>
+            <w:sz w:val="19"/>
+          </w:rPr>
+          <w:t xml:space="preserve">受診勧奨</w:t>
+        </w:r>
+      </w:hyperlink>
+      <w:r>
+        <w:rPr>
+          <w:color w:val="4A4A4A"/>
+          <w:sz w:val="18"/>
+        </w:rPr>
+        <w:t xml:space="preserve">　|　</w:t>
+      </w:r>
+      <w:hyperlink w:anchor="t9_3">
+        <w:r>
+          <w:rPr>
+            <w:rFonts w:eastAsia="游ゴシック"/>
+            <w:color w:val="2E6BA6"/>
+            <w:u w:val="single"/>
+            <w:sz w:val="19"/>
+          </w:rPr>
+          <w:t xml:space="preserve">休職支援</w:t>
+        </w:r>
+      </w:hyperlink>
+      <w:r>
+        <w:rPr>
+          <w:color w:val="4A4A4A"/>
+          <w:sz w:val="18"/>
+        </w:rPr>
+        <w:t xml:space="preserve">　|　</w:t>
+      </w:r>
+      <w:hyperlink w:anchor="t9_4">
+        <w:r>
+          <w:rPr>
+            <w:rFonts w:eastAsia="游ゴシック"/>
+            <w:color w:val="2E6BA6"/>
+            <w:u w:val="single"/>
+            <w:sz w:val="19"/>
+          </w:rPr>
+          <w:t xml:space="preserve">職場復帰支援</w:t>
+        </w:r>
+      </w:hyperlink>
+      <w:r>
+        <w:rPr>
+          <w:color w:val="4A4A4A"/>
+          <w:sz w:val="18"/>
+        </w:rPr>
+        <w:t xml:space="preserve">　|　</w:t>
+      </w:r>
+      <w:hyperlink w:anchor="t9_5">
+        <w:r>
+          <w:rPr>
+            <w:rFonts w:eastAsia="游ゴシック"/>
+            <w:color w:val="2E6BA6"/>
+            <w:u w:val="single"/>
+            <w:sz w:val="19"/>
+          </w:rPr>
+          <w:t xml:space="preserve">両立支援</w:t>
+        </w:r>
+      </w:hyperlink>
+      <w:r>
+        <w:rPr>
+          <w:color w:val="4A4A4A"/>
+          <w:sz w:val="18"/>
+        </w:rPr>
+        <w:t xml:space="preserve">　|　</w:t>
+      </w:r>
+      <w:hyperlink w:anchor="t9_6">
+        <w:r>
+          <w:rPr>
+            <w:rFonts w:eastAsia="游ゴシック"/>
+            <w:color w:val="2E6BA6"/>
+            <w:u w:val="single"/>
+            <w:sz w:val="19"/>
+          </w:rPr>
+          <w:t xml:space="preserve">外部連携</w:t>
+        </w:r>
+      </w:hyperlink>
+    </w:p>
+    <w:p>
+      <w:pPr>
+        <w:spacing w:before="200" w:after="40"/>
+      </w:pPr>
+      <w:hyperlink w:anchor="sec10">
+        <w:r>
+          <w:rPr>
+            <w:rFonts w:eastAsia="游ゴシック"/>
+            <w:color w:val="2E6BA6"/>
+            <w:u w:val="single"/>
+            <w:b/>
+            <w:sz w:val="24"/>
+          </w:rPr>
+          <w:t xml:space="preserve">10．健康教育・相談技法</w:t>
+        </w:r>
+      </w:hyperlink>
+    </w:p>
+    <w:p>
+      <w:pPr>
+        <w:spacing w:after="120"/>
+        <w:ind w:left="340"/>
+      </w:pPr>
+      <w:hyperlink w:anchor="t10_1">
+        <w:r>
+          <w:rPr>
+            <w:rFonts w:eastAsia="游ゴシック"/>
+            <w:color w:val="2E6BA6"/>
+            <w:u w:val="single"/>
+            <w:sz w:val="19"/>
+          </w:rPr>
+          <w:t xml:space="preserve">健康教育</w:t>
+        </w:r>
+      </w:hyperlink>
+      <w:r>
+        <w:rPr>
+          <w:color w:val="4A4A4A"/>
+          <w:sz w:val="18"/>
+        </w:rPr>
+        <w:t xml:space="preserve">　|　</w:t>
+      </w:r>
+      <w:hyperlink w:anchor="t10_2">
+        <w:r>
+          <w:rPr>
+            <w:rFonts w:eastAsia="游ゴシック"/>
+            <w:color w:val="2E6BA6"/>
+            <w:u w:val="single"/>
+            <w:sz w:val="19"/>
+          </w:rPr>
+          <w:t xml:space="preserve">セルフコントロール</w:t>
+        </w:r>
+      </w:hyperlink>
+      <w:r>
+        <w:rPr>
+          <w:color w:val="4A4A4A"/>
+          <w:sz w:val="18"/>
+        </w:rPr>
+        <w:t xml:space="preserve">　|　</w:t>
+      </w:r>
+      <w:hyperlink w:anchor="t10_3">
+        <w:r>
+          <w:rPr>
+            <w:rFonts w:eastAsia="游ゴシック"/>
+            <w:color w:val="2E6BA6"/>
+            <w:u w:val="single"/>
+            <w:sz w:val="19"/>
+          </w:rPr>
+          <w:t xml:space="preserve">アセスメント</w:t>
+        </w:r>
+      </w:hyperlink>
+      <w:r>
+        <w:rPr>
+          <w:color w:val="4A4A4A"/>
+          <w:sz w:val="18"/>
+        </w:rPr>
+        <w:t xml:space="preserve">　|　</w:t>
+      </w:r>
+      <w:hyperlink w:anchor="t10_4">
+        <w:r>
+          <w:rPr>
+            <w:rFonts w:eastAsia="游ゴシック"/>
+            <w:color w:val="2E6BA6"/>
+            <w:u w:val="single"/>
+            <w:sz w:val="19"/>
+          </w:rPr>
+          <w:t xml:space="preserve">傾聴</w:t>
+        </w:r>
+      </w:hyperlink>
+      <w:r>
+        <w:rPr>
+          <w:color w:val="4A4A4A"/>
+          <w:sz w:val="18"/>
+        </w:rPr>
+        <w:t xml:space="preserve">　|　</w:t>
+      </w:r>
+      <w:hyperlink w:anchor="t10_5">
+        <w:r>
+          <w:rPr>
+            <w:rFonts w:eastAsia="游ゴシック"/>
+            <w:color w:val="2E6BA6"/>
+            <w:u w:val="single"/>
+            <w:sz w:val="19"/>
+          </w:rPr>
+          <w:t xml:space="preserve">共感的理解</w:t>
+        </w:r>
+      </w:hyperlink>
+      <w:r>
+        <w:rPr>
+          <w:color w:val="4A4A4A"/>
+          <w:sz w:val="18"/>
+        </w:rPr>
+        <w:t xml:space="preserve">　|　</w:t>
+      </w:r>
+      <w:hyperlink w:anchor="t10_6">
+        <w:r>
+          <w:rPr>
+            <w:rFonts w:eastAsia="游ゴシック"/>
+            <w:color w:val="2E6BA6"/>
+            <w:u w:val="single"/>
+            <w:sz w:val="19"/>
+          </w:rPr>
+          <w:t xml:space="preserve">無条件の肯定的関心</w:t>
+        </w:r>
+      </w:hyperlink>
+      <w:r>
+        <w:rPr>
+          <w:color w:val="4A4A4A"/>
+          <w:sz w:val="18"/>
+        </w:rPr>
+        <w:t xml:space="preserve">　|　</w:t>
+      </w:r>
+      <w:hyperlink w:anchor="t10_7">
+        <w:r>
+          <w:rPr>
+            <w:rFonts w:eastAsia="游ゴシック"/>
+            <w:color w:val="2E6BA6"/>
+            <w:u w:val="single"/>
+            <w:sz w:val="19"/>
+          </w:rPr>
+          <w:t xml:space="preserve">自己一致</w:t>
+        </w:r>
+      </w:hyperlink>
+    </w:p>
+    <w:p>
+      <w:pPr>
+        <w:spacing w:before="200" w:after="40"/>
+      </w:pPr>
+      <w:hyperlink w:anchor="sec11">
+        <w:r>
+          <w:rPr>
+            <w:rFonts w:eastAsia="游ゴシック"/>
+            <w:color w:val="2E6BA6"/>
+            <w:u w:val="single"/>
+            <w:b/>
+            <w:sz w:val="24"/>
+          </w:rPr>
+          <w:t xml:space="preserve">11．システム用語（企業のオンライン保健室 独自定義）</w:t>
+        </w:r>
+      </w:hyperlink>
+    </w:p>
+    <w:p>
+      <w:pPr>
+        <w:spacing w:after="120"/>
+        <w:ind w:left="340"/>
+      </w:pPr>
+      <w:hyperlink w:anchor="t11_1">
+        <w:r>
+          <w:rPr>
+            <w:rFonts w:eastAsia="游ゴシック"/>
+            <w:color w:val="2E6BA6"/>
+            <w:u w:val="single"/>
+            <w:sz w:val="19"/>
+          </w:rPr>
+          <w:t xml:space="preserve">企業のオンライン保健室担当者</w:t>
+        </w:r>
+      </w:hyperlink>
+      <w:r>
+        <w:rPr>
+          <w:color w:val="4A4A4A"/>
+          <w:sz w:val="18"/>
+        </w:rPr>
+        <w:t xml:space="preserve">　|　</w:t>
+      </w:r>
+      <w:hyperlink w:anchor="t11_2">
+        <w:r>
+          <w:rPr>
+            <w:rFonts w:eastAsia="游ゴシック"/>
+            <w:color w:val="2E6BA6"/>
+            <w:u w:val="single"/>
+            <w:sz w:val="19"/>
+          </w:rPr>
+          <w:t xml:space="preserve">ストレスチェックシステム（管理者）</w:t>
+        </w:r>
+      </w:hyperlink>
+      <w:r>
+        <w:rPr>
+          <w:color w:val="4A4A4A"/>
+          <w:sz w:val="18"/>
+        </w:rPr>
+        <w:t xml:space="preserve">　|　</w:t>
+      </w:r>
+      <w:hyperlink w:anchor="t11_3">
+        <w:r>
+          <w:rPr>
+            <w:rFonts w:eastAsia="游ゴシック"/>
+            <w:color w:val="2E6BA6"/>
+            <w:u w:val="single"/>
+            <w:sz w:val="19"/>
+          </w:rPr>
+          <w:t xml:space="preserve">実施者登録システム</w:t>
+        </w:r>
+      </w:hyperlink>
+      <w:r>
+        <w:rPr>
+          <w:color w:val="4A4A4A"/>
+          <w:sz w:val="18"/>
+        </w:rPr>
+        <w:t xml:space="preserve">　|　</w:t>
+      </w:r>
+      <w:hyperlink w:anchor="t11_4">
+        <w:r>
+          <w:rPr>
+            <w:rFonts w:eastAsia="游ゴシック"/>
+            <w:color w:val="2E6BA6"/>
+            <w:u w:val="single"/>
+            <w:sz w:val="19"/>
+          </w:rPr>
+          <w:t xml:space="preserve">会社対応待ち</w:t>
+        </w:r>
+      </w:hyperlink>
+      <w:r>
+        <w:rPr>
+          <w:color w:val="4A4A4A"/>
+          <w:sz w:val="18"/>
+        </w:rPr>
+        <w:t xml:space="preserve">　|　</w:t>
+      </w:r>
+      <w:hyperlink w:anchor="t11_5">
+        <w:r>
+          <w:rPr>
+            <w:rFonts w:eastAsia="游ゴシック"/>
+            <w:color w:val="2E6BA6"/>
+            <w:u w:val="single"/>
+            <w:sz w:val="19"/>
+          </w:rPr>
+          <w:t xml:space="preserve">オンライン保健室対応待ち</w:t>
+        </w:r>
+      </w:hyperlink>
+      <w:r>
+        <w:rPr>
+          <w:color w:val="4A4A4A"/>
+          <w:sz w:val="18"/>
+        </w:rPr>
+        <w:t xml:space="preserve">　|　</w:t>
+      </w:r>
+      <w:hyperlink w:anchor="t11_6">
+        <w:r>
+          <w:rPr>
+            <w:rFonts w:eastAsia="游ゴシック"/>
+            <w:color w:val="2E6BA6"/>
+            <w:u w:val="single"/>
+            <w:sz w:val="19"/>
+          </w:rPr>
+          <w:t xml:space="preserve">実施者確認待ち</w:t>
+        </w:r>
+      </w:hyperlink>
+      <w:r>
+        <w:rPr>
+          <w:color w:val="4A4A4A"/>
+          <w:sz w:val="18"/>
+        </w:rPr>
+        <w:t xml:space="preserve">　|　</w:t>
+      </w:r>
+      <w:hyperlink w:anchor="t11_7">
+        <w:r>
+          <w:rPr>
+            <w:rFonts w:eastAsia="游ゴシック"/>
+            <w:color w:val="2E6BA6"/>
+            <w:u w:val="single"/>
+            <w:sz w:val="19"/>
+          </w:rPr>
+          <w:t xml:space="preserve">法令確認待ち</w:t>
+        </w:r>
+      </w:hyperlink>
     </w:p>
     <w:p>
       <w:r>
@@ -115,19 +2102,39 @@
     </w:p>
     <w:p>
       <w:pPr>
+        <w:jc w:val="right"/>
+      </w:pPr>
+      <w:hyperlink w:anchor="TOCTOP">
+        <w:r>
+          <w:rPr>
+            <w:rFonts w:eastAsia="游ゴシック"/>
+            <w:color w:val="2E6BA6"/>
+            <w:u w:val="single"/>
+            <w:sz w:val="18"/>
+          </w:rPr>
+          <w:t xml:space="preserve">▲ 目次に戻る</w:t>
+        </w:r>
+      </w:hyperlink>
+    </w:p>
+    <w:p>
+      <w:bookmarkStart w:id="2" w:name="sec1"/>
+      <w:pPr>
         <w:pStyle w:val="Heading1"/>
       </w:pPr>
       <w:r>
         <w:t>1．制度・基本概念</w:t>
       </w:r>
-    </w:p>
-    <w:p>
+      <w:bookmarkEnd w:id="2"/>
+    </w:p>
+    <w:p>
+      <w:bookmarkStart w:id="3" w:name="t1_1"/>
       <w:pPr>
         <w:pStyle w:val="Heading2"/>
       </w:pPr>
       <w:r>
         <w:t>ストレスチェック</w:t>
       </w:r>
+      <w:bookmarkEnd w:id="3"/>
     </w:p>
     <w:p>
       <w:r>
@@ -145,12 +2152,14 @@
       </w:r>
     </w:p>
     <w:p>
+      <w:bookmarkStart w:id="4" w:name="t1_2"/>
       <w:pPr>
         <w:pStyle w:val="Heading2"/>
       </w:pPr>
       <w:r>
         <w:t>ストレスチェック制度</w:t>
       </w:r>
+      <w:bookmarkEnd w:id="4"/>
     </w:p>
     <w:p>
       <w:r>
@@ -270,12 +2279,14 @@
       </w:r>
     </w:p>
     <w:p>
+      <w:bookmarkStart w:id="5" w:name="t1_3"/>
       <w:pPr>
         <w:pStyle w:val="Heading2"/>
       </w:pPr>
       <w:r>
         <w:t>一次予防</w:t>
       </w:r>
+      <w:bookmarkEnd w:id="5"/>
     </w:p>
     <w:p>
       <w:r>
@@ -293,12 +2304,14 @@
       </w:r>
     </w:p>
     <w:p>
+      <w:bookmarkStart w:id="6" w:name="t1_4"/>
       <w:pPr>
         <w:pStyle w:val="Heading2"/>
       </w:pPr>
       <w:r>
         <w:t>二次予防</w:t>
       </w:r>
+      <w:bookmarkEnd w:id="6"/>
     </w:p>
     <w:p>
       <w:r>
@@ -311,12 +2324,14 @@
       </w:r>
     </w:p>
     <w:p>
+      <w:bookmarkStart w:id="7" w:name="t1_5"/>
       <w:pPr>
         <w:pStyle w:val="Heading2"/>
       </w:pPr>
       <w:r>
         <w:t>三次予防</w:t>
       </w:r>
+      <w:bookmarkEnd w:id="7"/>
     </w:p>
     <w:p>
       <w:r>
@@ -334,12 +2349,14 @@
       </w:r>
     </w:p>
     <w:p>
+      <w:bookmarkStart w:id="8" w:name="t1_6"/>
       <w:pPr>
         <w:pStyle w:val="Heading2"/>
       </w:pPr>
       <w:r>
         <w:t>メンタルヘルスケア</w:t>
       </w:r>
+      <w:bookmarkEnd w:id="8"/>
     </w:p>
     <w:p>
       <w:r>
@@ -352,12 +2369,14 @@
       </w:r>
     </w:p>
     <w:p>
+      <w:bookmarkStart w:id="9" w:name="t1_7"/>
       <w:pPr>
         <w:pStyle w:val="Heading2"/>
       </w:pPr>
       <w:r>
         <w:t>メンタルヘルス不調</w:t>
       </w:r>
+      <w:bookmarkEnd w:id="9"/>
     </w:p>
     <w:p>
       <w:r>
@@ -370,12 +2389,14 @@
       </w:r>
     </w:p>
     <w:p>
+      <w:bookmarkStart w:id="10" w:name="t1_8"/>
       <w:pPr>
         <w:pStyle w:val="Heading2"/>
       </w:pPr>
       <w:r>
         <w:t>心の健康づくり計画</w:t>
       </w:r>
+      <w:bookmarkEnd w:id="10"/>
     </w:p>
     <w:p>
       <w:r>
@@ -447,12 +2468,14 @@
       </w:r>
     </w:p>
     <w:p>
+      <w:bookmarkStart w:id="11" w:name="t1_9"/>
       <w:pPr>
         <w:pStyle w:val="Heading2"/>
       </w:pPr>
       <w:r>
         <w:t>PDCA</w:t>
       </w:r>
+      <w:bookmarkEnd w:id="11"/>
     </w:p>
     <w:p>
       <w:r>
@@ -503,19 +2526,39 @@
     </w:p>
     <w:p>
       <w:pPr>
+        <w:jc w:val="right"/>
+      </w:pPr>
+      <w:hyperlink w:anchor="TOCTOP">
+        <w:r>
+          <w:rPr>
+            <w:rFonts w:eastAsia="游ゴシック"/>
+            <w:color w:val="2E6BA6"/>
+            <w:u w:val="single"/>
+            <w:sz w:val="18"/>
+          </w:rPr>
+          <w:t xml:space="preserve">▲ 目次に戻る</w:t>
+        </w:r>
+      </w:hyperlink>
+    </w:p>
+    <w:p>
+      <w:bookmarkStart w:id="12" w:name="sec2"/>
+      <w:pPr>
         <w:pStyle w:val="Heading1"/>
       </w:pPr>
       <w:r>
         <w:t>2．関係者・役割</w:t>
       </w:r>
-    </w:p>
-    <w:p>
+      <w:bookmarkEnd w:id="12"/>
+    </w:p>
+    <w:p>
+      <w:bookmarkStart w:id="13" w:name="t2_1"/>
       <w:pPr>
         <w:pStyle w:val="Heading2"/>
       </w:pPr>
       <w:r>
         <w:t>事業者</w:t>
       </w:r>
+      <w:bookmarkEnd w:id="13"/>
     </w:p>
     <w:p>
       <w:r>
@@ -533,12 +2576,14 @@
       </w:r>
     </w:p>
     <w:p>
+      <w:bookmarkStart w:id="14" w:name="t2_2"/>
       <w:pPr>
         <w:pStyle w:val="Heading2"/>
       </w:pPr>
       <w:r>
         <w:t>労働者</w:t>
       </w:r>
+      <w:bookmarkEnd w:id="14"/>
     </w:p>
     <w:p>
       <w:r>
@@ -551,12 +2596,14 @@
       </w:r>
     </w:p>
     <w:p>
+      <w:bookmarkStart w:id="15" w:name="t2_3"/>
       <w:pPr>
         <w:pStyle w:val="Heading2"/>
       </w:pPr>
       <w:r>
         <w:t>受検者</w:t>
       </w:r>
+      <w:bookmarkEnd w:id="15"/>
     </w:p>
     <w:p>
       <w:r>
@@ -564,12 +2611,14 @@
       </w:r>
     </w:p>
     <w:p>
+      <w:bookmarkStart w:id="16" w:name="t2_4"/>
       <w:pPr>
         <w:pStyle w:val="Heading2"/>
       </w:pPr>
       <w:r>
         <w:t>受検対象者</w:t>
       </w:r>
+      <w:bookmarkEnd w:id="16"/>
     </w:p>
     <w:p>
       <w:r>
@@ -582,12 +2631,14 @@
       </w:r>
     </w:p>
     <w:p>
+      <w:bookmarkStart w:id="17" w:name="t2_5"/>
       <w:pPr>
         <w:pStyle w:val="Heading2"/>
       </w:pPr>
       <w:r>
         <w:t>会社責任者</w:t>
       </w:r>
+      <w:bookmarkEnd w:id="17"/>
     </w:p>
     <w:p>
       <w:r>
@@ -600,12 +2651,14 @@
       </w:r>
     </w:p>
     <w:p>
+      <w:bookmarkStart w:id="18" w:name="t2_6"/>
       <w:pPr>
         <w:pStyle w:val="Heading2"/>
       </w:pPr>
       <w:r>
         <w:t>制度実施責任者</w:t>
       </w:r>
+      <w:bookmarkEnd w:id="18"/>
     </w:p>
     <w:p>
       <w:r>
@@ -618,12 +2671,14 @@
       </w:r>
     </w:p>
     <w:p>
+      <w:bookmarkStart w:id="19" w:name="t2_7"/>
       <w:pPr>
         <w:pStyle w:val="Heading2"/>
       </w:pPr>
       <w:r>
         <w:t>会社管理者</w:t>
       </w:r>
+      <w:bookmarkEnd w:id="19"/>
     </w:p>
     <w:p>
       <w:r>
@@ -673,12 +2728,14 @@
       </w:r>
     </w:p>
     <w:p>
+      <w:bookmarkStart w:id="20" w:name="t2_8"/>
       <w:pPr>
         <w:pStyle w:val="Heading2"/>
       </w:pPr>
       <w:r>
         <w:t>会社担当者</w:t>
       </w:r>
+      <w:bookmarkEnd w:id="20"/>
     </w:p>
     <w:p>
       <w:r>
@@ -691,12 +2748,14 @@
       </w:r>
     </w:p>
     <w:p>
+      <w:bookmarkStart w:id="21" w:name="t2_9"/>
       <w:pPr>
         <w:pStyle w:val="Heading2"/>
       </w:pPr>
       <w:r>
         <w:t>実施者</w:t>
       </w:r>
+      <w:bookmarkEnd w:id="21"/>
     </w:p>
     <w:p>
       <w:r>
@@ -757,12 +2816,14 @@
       </w:r>
     </w:p>
     <w:p>
+      <w:bookmarkStart w:id="22" w:name="t2_10"/>
       <w:pPr>
         <w:pStyle w:val="Heading2"/>
       </w:pPr>
       <w:r>
         <w:t>実施代表者</w:t>
       </w:r>
+      <w:bookmarkEnd w:id="22"/>
     </w:p>
     <w:p>
       <w:r>
@@ -775,12 +2836,14 @@
       </w:r>
     </w:p>
     <w:p>
+      <w:bookmarkStart w:id="23" w:name="t2_11"/>
       <w:pPr>
         <w:pStyle w:val="Heading2"/>
       </w:pPr>
       <w:r>
         <w:t>共同実施者</w:t>
       </w:r>
+      <w:bookmarkEnd w:id="23"/>
     </w:p>
     <w:p>
       <w:r>
@@ -788,12 +2851,14 @@
       </w:r>
     </w:p>
     <w:p>
+      <w:bookmarkStart w:id="24" w:name="t2_12"/>
       <w:pPr>
         <w:pStyle w:val="Heading2"/>
       </w:pPr>
       <w:r>
         <w:t>実施事務従事者</w:t>
       </w:r>
+      <w:bookmarkEnd w:id="24"/>
     </w:p>
     <w:p>
       <w:r>
@@ -854,12 +2919,14 @@
       </w:r>
     </w:p>
     <w:p>
+      <w:bookmarkStart w:id="25" w:name="t2_13"/>
       <w:pPr>
         <w:pStyle w:val="Heading2"/>
       </w:pPr>
       <w:r>
         <w:t>産業医</w:t>
       </w:r>
+      <w:bookmarkEnd w:id="25"/>
     </w:p>
     <w:p>
       <w:r>
@@ -877,12 +2944,14 @@
       </w:r>
     </w:p>
     <w:p>
+      <w:bookmarkStart w:id="26" w:name="t2_14"/>
       <w:pPr>
         <w:pStyle w:val="Heading2"/>
       </w:pPr>
       <w:r>
         <w:t>面接指導医</w:t>
       </w:r>
+      <w:bookmarkEnd w:id="26"/>
     </w:p>
     <w:p>
       <w:r>
@@ -895,12 +2964,14 @@
       </w:r>
     </w:p>
     <w:p>
+      <w:bookmarkStart w:id="27" w:name="t2_15"/>
       <w:pPr>
         <w:pStyle w:val="Heading2"/>
       </w:pPr>
       <w:r>
         <w:t>衛生管理者</w:t>
       </w:r>
+      <w:bookmarkEnd w:id="27"/>
     </w:p>
     <w:p>
       <w:r>
@@ -913,12 +2984,14 @@
       </w:r>
     </w:p>
     <w:p>
+      <w:bookmarkStart w:id="28" w:name="t2_16"/>
       <w:pPr>
         <w:pStyle w:val="Heading2"/>
       </w:pPr>
       <w:r>
         <w:t>管理監督者</w:t>
       </w:r>
+      <w:bookmarkEnd w:id="28"/>
     </w:p>
     <w:p>
       <w:r>
@@ -931,12 +3004,14 @@
       </w:r>
     </w:p>
     <w:p>
+      <w:bookmarkStart w:id="29" w:name="t2_17"/>
       <w:pPr>
         <w:pStyle w:val="Heading2"/>
       </w:pPr>
       <w:r>
         <w:t>産業保健スタッフ</w:t>
       </w:r>
+      <w:bookmarkEnd w:id="29"/>
     </w:p>
     <w:p>
       <w:r>
@@ -944,12 +3019,14 @@
       </w:r>
     </w:p>
     <w:p>
+      <w:bookmarkStart w:id="30" w:name="t2_18"/>
       <w:pPr>
         <w:pStyle w:val="Heading2"/>
       </w:pPr>
       <w:r>
         <w:t>事業場内産業保健スタッフ</w:t>
       </w:r>
+      <w:bookmarkEnd w:id="30"/>
     </w:p>
     <w:p>
       <w:r>
@@ -957,12 +3034,14 @@
       </w:r>
     </w:p>
     <w:p>
+      <w:bookmarkStart w:id="31" w:name="t2_19"/>
       <w:pPr>
         <w:pStyle w:val="Heading2"/>
       </w:pPr>
       <w:r>
         <w:t>事業場外資源</w:t>
       </w:r>
+      <w:bookmarkEnd w:id="31"/>
     </w:p>
     <w:p>
       <w:r>
@@ -1018,12 +3097,14 @@
       </w:r>
     </w:p>
     <w:p>
+      <w:bookmarkStart w:id="32" w:name="t2_20"/>
       <w:pPr>
         <w:pStyle w:val="Heading2"/>
       </w:pPr>
       <w:r>
         <w:t>労働者代表</w:t>
       </w:r>
+      <w:bookmarkEnd w:id="32"/>
     </w:p>
     <w:p>
       <w:r>
@@ -1037,19 +3118,39 @@
     </w:p>
     <w:p>
       <w:pPr>
+        <w:jc w:val="right"/>
+      </w:pPr>
+      <w:hyperlink w:anchor="TOCTOP">
+        <w:r>
+          <w:rPr>
+            <w:rFonts w:eastAsia="游ゴシック"/>
+            <w:color w:val="2E6BA6"/>
+            <w:u w:val="single"/>
+            <w:sz w:val="18"/>
+          </w:rPr>
+          <w:t xml:space="preserve">▲ 目次に戻る</w:t>
+        </w:r>
+      </w:hyperlink>
+    </w:p>
+    <w:p>
+      <w:bookmarkStart w:id="33" w:name="sec3"/>
+      <w:pPr>
         <w:pStyle w:val="Heading1"/>
       </w:pPr>
       <w:r>
         <w:t>3．実施前の体制・手続</w:t>
       </w:r>
-    </w:p>
-    <w:p>
+      <w:bookmarkEnd w:id="33"/>
+    </w:p>
+    <w:p>
+      <w:bookmarkStart w:id="34" w:name="t3_1"/>
       <w:pPr>
         <w:pStyle w:val="Heading2"/>
       </w:pPr>
       <w:r>
         <w:t>基本方針の表明</w:t>
       </w:r>
+      <w:bookmarkEnd w:id="34"/>
     </w:p>
     <w:p>
       <w:r>
@@ -1057,12 +3158,14 @@
       </w:r>
     </w:p>
     <w:p>
+      <w:bookmarkStart w:id="35" w:name="t3_2"/>
       <w:pPr>
         <w:pStyle w:val="Heading2"/>
       </w:pPr>
       <w:r>
         <w:t>衛生委員会</w:t>
       </w:r>
+      <w:bookmarkEnd w:id="35"/>
     </w:p>
     <w:p>
       <w:r>
@@ -1070,12 +3173,14 @@
       </w:r>
     </w:p>
     <w:p>
+      <w:bookmarkStart w:id="36" w:name="t3_3"/>
       <w:pPr>
         <w:pStyle w:val="Heading2"/>
       </w:pPr>
       <w:r>
         <w:t>安全衛生委員会</w:t>
       </w:r>
+      <w:bookmarkEnd w:id="36"/>
     </w:p>
     <w:p>
       <w:r>
@@ -1083,12 +3188,14 @@
       </w:r>
     </w:p>
     <w:p>
+      <w:bookmarkStart w:id="37" w:name="t3_4"/>
       <w:pPr>
         <w:pStyle w:val="Heading2"/>
       </w:pPr>
       <w:r>
         <w:t>衛生委員会等</w:t>
       </w:r>
+      <w:bookmarkEnd w:id="37"/>
     </w:p>
     <w:p>
       <w:r>
@@ -1101,12 +3208,14 @@
       </w:r>
     </w:p>
     <w:p>
+      <w:bookmarkStart w:id="38" w:name="t3_5"/>
       <w:pPr>
         <w:pStyle w:val="Heading2"/>
       </w:pPr>
       <w:r>
         <w:t>調査審議</w:t>
       </w:r>
+      <w:bookmarkEnd w:id="38"/>
     </w:p>
     <w:p>
       <w:r>
@@ -1218,12 +3327,14 @@
       </w:r>
     </w:p>
     <w:p>
+      <w:bookmarkStart w:id="39" w:name="t3_6"/>
       <w:pPr>
         <w:pStyle w:val="Heading2"/>
       </w:pPr>
       <w:r>
         <w:t>ストレスチェック実施規程</w:t>
       </w:r>
+      <w:bookmarkEnd w:id="39"/>
     </w:p>
     <w:p>
       <w:r>
@@ -1236,12 +3347,14 @@
       </w:r>
     </w:p>
     <w:p>
+      <w:bookmarkStart w:id="40" w:name="t3_7"/>
       <w:pPr>
         <w:pStyle w:val="Heading2"/>
       </w:pPr>
       <w:r>
         <w:t>調査票</w:t>
       </w:r>
+      <w:bookmarkEnd w:id="40"/>
     </w:p>
     <w:p>
       <w:r>
@@ -1249,12 +3362,14 @@
       </w:r>
     </w:p>
     <w:p>
+      <w:bookmarkStart w:id="41" w:name="t3_8"/>
       <w:pPr>
         <w:pStyle w:val="Heading2"/>
       </w:pPr>
       <w:r>
         <w:t>職業性ストレス簡易調査票</w:t>
       </w:r>
+      <w:bookmarkEnd w:id="41"/>
     </w:p>
     <w:p>
       <w:r>
@@ -1262,12 +3377,14 @@
       </w:r>
     </w:p>
     <w:p>
+      <w:bookmarkStart w:id="42" w:name="t3_9"/>
       <w:pPr>
         <w:pStyle w:val="Heading2"/>
       </w:pPr>
       <w:r>
         <w:t>実施媒体</w:t>
       </w:r>
+      <w:bookmarkEnd w:id="42"/>
     </w:p>
     <w:p>
       <w:r>
@@ -1307,12 +3424,14 @@
       </w:r>
     </w:p>
     <w:p>
+      <w:bookmarkStart w:id="43" w:name="t3_10"/>
       <w:pPr>
         <w:pStyle w:val="Heading2"/>
       </w:pPr>
       <w:r>
         <w:t>実施頻度</w:t>
       </w:r>
+      <w:bookmarkEnd w:id="43"/>
     </w:p>
     <w:p>
       <w:r>
@@ -1320,12 +3439,14 @@
       </w:r>
     </w:p>
     <w:p>
+      <w:bookmarkStart w:id="44" w:name="t3_11"/>
       <w:pPr>
         <w:pStyle w:val="Heading2"/>
       </w:pPr>
       <w:r>
         <w:t>受検勧奨</w:t>
       </w:r>
+      <w:bookmarkEnd w:id="44"/>
     </w:p>
     <w:p>
       <w:r>
@@ -1344,19 +3465,39 @@
     </w:p>
     <w:p>
       <w:pPr>
+        <w:jc w:val="right"/>
+      </w:pPr>
+      <w:hyperlink w:anchor="TOCTOP">
+        <w:r>
+          <w:rPr>
+            <w:rFonts w:eastAsia="游ゴシック"/>
+            <w:color w:val="2E6BA6"/>
+            <w:u w:val="single"/>
+            <w:sz w:val="18"/>
+          </w:rPr>
+          <w:t xml:space="preserve">▲ 目次に戻る</w:t>
+        </w:r>
+      </w:hyperlink>
+    </w:p>
+    <w:p>
+      <w:bookmarkStart w:id="45" w:name="sec4"/>
+      <w:pPr>
         <w:pStyle w:val="Heading1"/>
       </w:pPr>
       <w:r>
         <w:t>4．評価・結果</w:t>
       </w:r>
-    </w:p>
-    <w:p>
+      <w:bookmarkEnd w:id="45"/>
+    </w:p>
+    <w:p>
+      <w:bookmarkStart w:id="46" w:name="t4_1"/>
       <w:pPr>
         <w:pStyle w:val="Heading2"/>
       </w:pPr>
       <w:r>
         <w:t>ストレスの程度の評価</w:t>
       </w:r>
+      <w:bookmarkEnd w:id="46"/>
     </w:p>
     <w:p>
       <w:r>
@@ -1364,12 +3505,14 @@
       </w:r>
     </w:p>
     <w:p>
+      <w:bookmarkStart w:id="47" w:name="t4_2"/>
       <w:pPr>
         <w:pStyle w:val="Heading2"/>
       </w:pPr>
       <w:r>
         <w:t>高ストレス者</w:t>
       </w:r>
+      <w:bookmarkEnd w:id="47"/>
     </w:p>
     <w:p>
       <w:r>
@@ -1382,12 +3525,14 @@
       </w:r>
     </w:p>
     <w:p>
+      <w:bookmarkStart w:id="48" w:name="t4_3"/>
       <w:pPr>
         <w:pStyle w:val="Heading2"/>
       </w:pPr>
       <w:r>
         <w:t>高ストレス者選定基準</w:t>
       </w:r>
+      <w:bookmarkEnd w:id="48"/>
     </w:p>
     <w:p>
       <w:r>
@@ -1395,12 +3540,14 @@
       </w:r>
     </w:p>
     <w:p>
+      <w:bookmarkStart w:id="49" w:name="t4_4"/>
       <w:pPr>
         <w:pStyle w:val="Heading2"/>
       </w:pPr>
       <w:r>
         <w:t>面接指導要否</w:t>
       </w:r>
+      <w:bookmarkEnd w:id="49"/>
     </w:p>
     <w:p>
       <w:r>
@@ -1408,12 +3555,14 @@
       </w:r>
     </w:p>
     <w:p>
+      <w:bookmarkStart w:id="50" w:name="t4_5"/>
       <w:pPr>
         <w:pStyle w:val="Heading2"/>
       </w:pPr>
       <w:r>
         <w:t>補足的面談</w:t>
       </w:r>
+      <w:bookmarkEnd w:id="50"/>
     </w:p>
     <w:p>
       <w:r>
@@ -1426,12 +3575,14 @@
       </w:r>
     </w:p>
     <w:p>
+      <w:bookmarkStart w:id="51" w:name="t4_6"/>
       <w:pPr>
         <w:pStyle w:val="Heading2"/>
       </w:pPr>
       <w:r>
         <w:t>個人結果</w:t>
       </w:r>
+      <w:bookmarkEnd w:id="51"/>
     </w:p>
     <w:p>
       <w:r>
@@ -1444,12 +3595,14 @@
       </w:r>
     </w:p>
     <w:p>
+      <w:bookmarkStart w:id="52" w:name="t4_7"/>
       <w:pPr>
         <w:pStyle w:val="Heading2"/>
       </w:pPr>
       <w:r>
         <w:t>結果通知</w:t>
       </w:r>
+      <w:bookmarkEnd w:id="52"/>
     </w:p>
     <w:p>
       <w:r>
@@ -1457,12 +3610,14 @@
       </w:r>
     </w:p>
     <w:p>
+      <w:bookmarkStart w:id="53" w:name="t4_8"/>
       <w:pPr>
         <w:pStyle w:val="Heading2"/>
       </w:pPr>
       <w:r>
         <w:t>受検状況</w:t>
       </w:r>
+      <w:bookmarkEnd w:id="53"/>
     </w:p>
     <w:p>
       <w:r>
@@ -1507,12 +3662,14 @@
       </w:r>
     </w:p>
     <w:p>
+      <w:bookmarkStart w:id="54" w:name="t4_9"/>
       <w:pPr>
         <w:pStyle w:val="Heading2"/>
       </w:pPr>
       <w:r>
         <w:t>受検率</w:t>
       </w:r>
+      <w:bookmarkEnd w:id="54"/>
     </w:p>
     <w:p>
       <w:r>
@@ -1531,19 +3688,39 @@
     </w:p>
     <w:p>
       <w:pPr>
+        <w:jc w:val="right"/>
+      </w:pPr>
+      <w:hyperlink w:anchor="TOCTOP">
+        <w:r>
+          <w:rPr>
+            <w:rFonts w:eastAsia="游ゴシック"/>
+            <w:color w:val="2E6BA6"/>
+            <w:u w:val="single"/>
+            <w:sz w:val="18"/>
+          </w:rPr>
+          <w:t xml:space="preserve">▲ 目次に戻る</w:t>
+        </w:r>
+      </w:hyperlink>
+    </w:p>
+    <w:p>
+      <w:bookmarkStart w:id="55" w:name="sec5"/>
+      <w:pPr>
         <w:pStyle w:val="Heading1"/>
       </w:pPr>
       <w:r>
         <w:t>5．医師による面接指導</w:t>
       </w:r>
-    </w:p>
-    <w:p>
+      <w:bookmarkEnd w:id="55"/>
+    </w:p>
+    <w:p>
+      <w:bookmarkStart w:id="56" w:name="t5_1"/>
       <w:pPr>
         <w:pStyle w:val="Heading2"/>
       </w:pPr>
       <w:r>
         <w:t>医師による面接指導</w:t>
       </w:r>
+      <w:bookmarkEnd w:id="56"/>
     </w:p>
     <w:p>
       <w:r>
@@ -1556,12 +3733,14 @@
       </w:r>
     </w:p>
     <w:p>
+      <w:bookmarkStart w:id="57" w:name="t5_2"/>
       <w:pPr>
         <w:pStyle w:val="Heading2"/>
       </w:pPr>
       <w:r>
         <w:t>面接指導の申出</w:t>
       </w:r>
+      <w:bookmarkEnd w:id="57"/>
     </w:p>
     <w:p>
       <w:r>
@@ -1574,12 +3753,14 @@
       </w:r>
     </w:p>
     <w:p>
+      <w:bookmarkStart w:id="58" w:name="t5_3"/>
       <w:pPr>
         <w:pStyle w:val="Heading2"/>
       </w:pPr>
       <w:r>
         <w:t>申出勧奨</w:t>
       </w:r>
+      <w:bookmarkEnd w:id="58"/>
     </w:p>
     <w:p>
       <w:r>
@@ -1587,12 +3768,14 @@
       </w:r>
     </w:p>
     <w:p>
+      <w:bookmarkStart w:id="59" w:name="t5_4"/>
       <w:pPr>
         <w:pStyle w:val="Heading2"/>
       </w:pPr>
       <w:r>
         <w:t>医師の意見聴取</w:t>
       </w:r>
+      <w:bookmarkEnd w:id="59"/>
     </w:p>
     <w:p>
       <w:r>
@@ -1600,12 +3783,14 @@
       </w:r>
     </w:p>
     <w:p>
+      <w:bookmarkStart w:id="60" w:name="t5_5"/>
       <w:pPr>
         <w:pStyle w:val="Heading2"/>
       </w:pPr>
       <w:r>
         <w:t>就業上の措置</w:t>
       </w:r>
+      <w:bookmarkEnd w:id="60"/>
     </w:p>
     <w:p>
       <w:r>
@@ -1674,12 +3859,14 @@
       </w:r>
     </w:p>
     <w:p>
+      <w:bookmarkStart w:id="61" w:name="t5_6"/>
       <w:pPr>
         <w:pStyle w:val="Heading2"/>
       </w:pPr>
       <w:r>
         <w:t>保健室面談</w:t>
       </w:r>
+      <w:bookmarkEnd w:id="61"/>
     </w:p>
     <w:p>
       <w:r>
@@ -1697,12 +3884,14 @@
       </w:r>
     </w:p>
     <w:p>
+      <w:bookmarkStart w:id="62" w:name="t5_7"/>
       <w:pPr>
         <w:pStyle w:val="Heading2"/>
       </w:pPr>
       <w:r>
         <w:t>診断書</w:t>
       </w:r>
+      <w:bookmarkEnd w:id="62"/>
     </w:p>
     <w:p>
       <w:r>
@@ -1710,12 +3899,14 @@
       </w:r>
     </w:p>
     <w:p>
+      <w:bookmarkStart w:id="63" w:name="t5_8"/>
       <w:pPr>
         <w:pStyle w:val="Heading2"/>
       </w:pPr>
       <w:r>
         <w:t>医師意見書</w:t>
       </w:r>
+      <w:bookmarkEnd w:id="63"/>
     </w:p>
     <w:p>
       <w:r>
@@ -1729,19 +3920,39 @@
     </w:p>
     <w:p>
       <w:pPr>
+        <w:jc w:val="right"/>
+      </w:pPr>
+      <w:hyperlink w:anchor="TOCTOP">
+        <w:r>
+          <w:rPr>
+            <w:rFonts w:eastAsia="游ゴシック"/>
+            <w:color w:val="2E6BA6"/>
+            <w:u w:val="single"/>
+            <w:sz w:val="18"/>
+          </w:rPr>
+          <w:t xml:space="preserve">▲ 目次に戻る</w:t>
+        </w:r>
+      </w:hyperlink>
+    </w:p>
+    <w:p>
+      <w:bookmarkStart w:id="64" w:name="sec6"/>
+      <w:pPr>
         <w:pStyle w:val="Heading1"/>
       </w:pPr>
       <w:r>
         <w:t>6．集団分析・職場環境改善</w:t>
       </w:r>
-    </w:p>
-    <w:p>
+      <w:bookmarkEnd w:id="64"/>
+    </w:p>
+    <w:p>
+      <w:bookmarkStart w:id="65" w:name="t6_1"/>
       <w:pPr>
         <w:pStyle w:val="Heading2"/>
       </w:pPr>
       <w:r>
         <w:t>集団分析</w:t>
       </w:r>
+      <w:bookmarkEnd w:id="65"/>
     </w:p>
     <w:p>
       <w:r>
@@ -1749,12 +3960,14 @@
       </w:r>
     </w:p>
     <w:p>
+      <w:bookmarkStart w:id="66" w:name="t6_2"/>
       <w:pPr>
         <w:pStyle w:val="Heading2"/>
       </w:pPr>
       <w:r>
         <w:t>集計単位</w:t>
       </w:r>
+      <w:bookmarkEnd w:id="66"/>
     </w:p>
     <w:p>
       <w:r>
@@ -1762,12 +3975,14 @@
       </w:r>
     </w:p>
     <w:p>
+      <w:bookmarkStart w:id="67" w:name="t6_3"/>
       <w:pPr>
         <w:pStyle w:val="Heading2"/>
       </w:pPr>
       <w:r>
         <w:t>少人数集団</w:t>
       </w:r>
+      <w:bookmarkEnd w:id="67"/>
     </w:p>
     <w:p>
       <w:r>
@@ -1785,12 +4000,14 @@
       </w:r>
     </w:p>
     <w:p>
+      <w:bookmarkStart w:id="68" w:name="t6_4"/>
       <w:pPr>
         <w:pStyle w:val="Heading2"/>
       </w:pPr>
       <w:r>
         <w:t>仕事のストレス判定図</w:t>
       </w:r>
+      <w:bookmarkEnd w:id="68"/>
     </w:p>
     <w:p>
       <w:r>
@@ -1798,12 +4015,14 @@
       </w:r>
     </w:p>
     <w:p>
+      <w:bookmarkStart w:id="69" w:name="t6_5"/>
       <w:pPr>
         <w:pStyle w:val="Heading2"/>
       </w:pPr>
       <w:r>
         <w:t>健康リスク</w:t>
       </w:r>
+      <w:bookmarkEnd w:id="69"/>
     </w:p>
     <w:p>
       <w:r>
@@ -1811,12 +4030,14 @@
       </w:r>
     </w:p>
     <w:p>
+      <w:bookmarkStart w:id="70" w:name="t6_6"/>
       <w:pPr>
         <w:pStyle w:val="Heading2"/>
       </w:pPr>
       <w:r>
         <w:t>職場環境改善</w:t>
       </w:r>
+      <w:bookmarkEnd w:id="70"/>
     </w:p>
     <w:p>
       <w:r>
@@ -1869,12 +4090,14 @@
       </w:r>
     </w:p>
     <w:p>
+      <w:bookmarkStart w:id="71" w:name="t6_7"/>
       <w:pPr>
         <w:pStyle w:val="Heading2"/>
       </w:pPr>
       <w:r>
         <w:t>参加型職場環境改善</w:t>
       </w:r>
+      <w:bookmarkEnd w:id="71"/>
     </w:p>
     <w:p>
       <w:r>
@@ -1882,12 +4105,14 @@
       </w:r>
     </w:p>
     <w:p>
+      <w:bookmarkStart w:id="72" w:name="t6_8"/>
       <w:pPr>
         <w:pStyle w:val="Heading2"/>
       </w:pPr>
       <w:r>
         <w:t>ポピュレーションアプローチ</w:t>
       </w:r>
+      <w:bookmarkEnd w:id="72"/>
     </w:p>
     <w:p>
       <w:r>
@@ -1927,12 +4152,14 @@
       </w:r>
     </w:p>
     <w:p>
+      <w:bookmarkStart w:id="73" w:name="t6_9"/>
       <w:pPr>
         <w:pStyle w:val="Heading2"/>
       </w:pPr>
       <w:r>
         <w:t>ハイリスクアプローチ</w:t>
       </w:r>
+      <w:bookmarkEnd w:id="73"/>
     </w:p>
     <w:p>
       <w:r>
@@ -1980,19 +4207,39 @@
     </w:p>
     <w:p>
       <w:pPr>
+        <w:jc w:val="right"/>
+      </w:pPr>
+      <w:hyperlink w:anchor="TOCTOP">
+        <w:r>
+          <w:rPr>
+            <w:rFonts w:eastAsia="游ゴシック"/>
+            <w:color w:val="2E6BA6"/>
+            <w:u w:val="single"/>
+            <w:sz w:val="18"/>
+          </w:rPr>
+          <w:t xml:space="preserve">▲ 目次に戻る</w:t>
+        </w:r>
+      </w:hyperlink>
+    </w:p>
+    <w:p>
+      <w:bookmarkStart w:id="74" w:name="sec7"/>
+      <w:pPr>
         <w:pStyle w:val="Heading1"/>
       </w:pPr>
       <w:r>
         <w:t>7．メンタルヘルスケアの4つのケア</w:t>
       </w:r>
-    </w:p>
-    <w:p>
+      <w:bookmarkEnd w:id="74"/>
+    </w:p>
+    <w:p>
+      <w:bookmarkStart w:id="75" w:name="t7_1"/>
       <w:pPr>
         <w:pStyle w:val="Heading2"/>
       </w:pPr>
       <w:r>
         <w:t>セルフケア</w:t>
       </w:r>
+      <w:bookmarkEnd w:id="75"/>
     </w:p>
     <w:p>
       <w:r>
@@ -2032,12 +4279,14 @@
       </w:r>
     </w:p>
     <w:p>
+      <w:bookmarkStart w:id="76" w:name="t7_2"/>
       <w:pPr>
         <w:pStyle w:val="Heading2"/>
       </w:pPr>
       <w:r>
         <w:t>ラインケア</w:t>
       </w:r>
+      <w:bookmarkEnd w:id="76"/>
     </w:p>
     <w:p>
       <w:r>
@@ -2085,12 +4334,14 @@
       </w:r>
     </w:p>
     <w:p>
+      <w:bookmarkStart w:id="77" w:name="t7_3"/>
       <w:pPr>
         <w:pStyle w:val="Heading2"/>
       </w:pPr>
       <w:r>
         <w:t>事業場内産業保健スタッフ等によるケア</w:t>
       </w:r>
+      <w:bookmarkEnd w:id="77"/>
     </w:p>
     <w:p>
       <w:r>
@@ -2146,12 +4397,14 @@
       </w:r>
     </w:p>
     <w:p>
+      <w:bookmarkStart w:id="78" w:name="t7_4"/>
       <w:pPr>
         <w:pStyle w:val="Heading2"/>
       </w:pPr>
       <w:r>
         <w:t>事業場外資源によるケア</w:t>
       </w:r>
+      <w:bookmarkEnd w:id="78"/>
     </w:p>
     <w:p>
       <w:r>
@@ -2175,19 +4428,39 @@
     </w:p>
     <w:p>
       <w:pPr>
+        <w:jc w:val="right"/>
+      </w:pPr>
+      <w:hyperlink w:anchor="TOCTOP">
+        <w:r>
+          <w:rPr>
+            <w:rFonts w:eastAsia="游ゴシック"/>
+            <w:color w:val="2E6BA6"/>
+            <w:u w:val="single"/>
+            <w:sz w:val="18"/>
+          </w:rPr>
+          <w:t xml:space="preserve">▲ 目次に戻る</w:t>
+        </w:r>
+      </w:hyperlink>
+    </w:p>
+    <w:p>
+      <w:bookmarkStart w:id="79" w:name="sec8"/>
+      <w:pPr>
         <w:pStyle w:val="Heading1"/>
       </w:pPr>
       <w:r>
         <w:t>8．個人情報・守秘義務</w:t>
       </w:r>
-    </w:p>
-    <w:p>
+      <w:bookmarkEnd w:id="79"/>
+    </w:p>
+    <w:p>
+      <w:bookmarkStart w:id="80" w:name="t8_1"/>
       <w:pPr>
         <w:pStyle w:val="Heading2"/>
       </w:pPr>
       <w:r>
         <w:t>個人情報</w:t>
       </w:r>
+      <w:bookmarkEnd w:id="80"/>
     </w:p>
     <w:p>
       <w:r>
@@ -2195,12 +4468,14 @@
       </w:r>
     </w:p>
     <w:p>
+      <w:bookmarkStart w:id="81" w:name="t8_2"/>
       <w:pPr>
         <w:pStyle w:val="Heading2"/>
       </w:pPr>
       <w:r>
         <w:t>健康情報</w:t>
       </w:r>
+      <w:bookmarkEnd w:id="81"/>
     </w:p>
     <w:p>
       <w:r>
@@ -2208,12 +4483,14 @@
       </w:r>
     </w:p>
     <w:p>
+      <w:bookmarkStart w:id="82" w:name="t8_3"/>
       <w:pPr>
         <w:pStyle w:val="Heading2"/>
       </w:pPr>
       <w:r>
         <w:t>個人結果の守秘</w:t>
       </w:r>
+      <w:bookmarkEnd w:id="82"/>
     </w:p>
     <w:p>
       <w:r>
@@ -2221,12 +4498,14 @@
       </w:r>
     </w:p>
     <w:p>
+      <w:bookmarkStart w:id="83" w:name="t8_4"/>
       <w:pPr>
         <w:pStyle w:val="Heading2"/>
       </w:pPr>
       <w:r>
         <w:t>守秘義務</w:t>
       </w:r>
+      <w:bookmarkEnd w:id="83"/>
     </w:p>
     <w:p>
       <w:r>
@@ -2234,12 +4513,14 @@
       </w:r>
     </w:p>
     <w:p>
+      <w:bookmarkStart w:id="84" w:name="t8_5"/>
       <w:pPr>
         <w:pStyle w:val="Heading2"/>
       </w:pPr>
       <w:r>
         <w:t>本人同意</w:t>
       </w:r>
+      <w:bookmarkEnd w:id="84"/>
     </w:p>
     <w:p>
       <w:r>
@@ -2287,12 +4568,14 @@
       </w:r>
     </w:p>
     <w:p>
+      <w:bookmarkStart w:id="85" w:name="t8_6"/>
       <w:pPr>
         <w:pStyle w:val="Heading2"/>
       </w:pPr>
       <w:r>
         <w:t>同意撤回</w:t>
       </w:r>
+      <w:bookmarkEnd w:id="85"/>
     </w:p>
     <w:p>
       <w:r>
@@ -2300,12 +4583,14 @@
       </w:r>
     </w:p>
     <w:p>
+      <w:bookmarkStart w:id="86" w:name="t8_7"/>
       <w:pPr>
         <w:pStyle w:val="Heading2"/>
       </w:pPr>
       <w:r>
         <w:t>情報開示</w:t>
       </w:r>
+      <w:bookmarkEnd w:id="86"/>
     </w:p>
     <w:p>
       <w:r>
@@ -2313,12 +4598,14 @@
       </w:r>
     </w:p>
     <w:p>
+      <w:bookmarkStart w:id="87" w:name="t8_8"/>
       <w:pPr>
         <w:pStyle w:val="Heading2"/>
       </w:pPr>
       <w:r>
         <w:t>訂正・追加・削除</w:t>
       </w:r>
+      <w:bookmarkEnd w:id="87"/>
     </w:p>
     <w:p>
       <w:r>
@@ -2326,12 +4613,14 @@
       </w:r>
     </w:p>
     <w:p>
+      <w:bookmarkStart w:id="88" w:name="t8_9"/>
       <w:pPr>
         <w:pStyle w:val="Heading2"/>
       </w:pPr>
       <w:r>
         <w:t>閲覧権限</w:t>
       </w:r>
+      <w:bookmarkEnd w:id="88"/>
     </w:p>
     <w:p>
       <w:r>
@@ -2339,12 +4628,14 @@
       </w:r>
     </w:p>
     <w:p>
+      <w:bookmarkStart w:id="89" w:name="t8_10"/>
       <w:pPr>
         <w:pStyle w:val="Heading2"/>
       </w:pPr>
       <w:r>
         <w:t>利用目的</w:t>
       </w:r>
+      <w:bookmarkEnd w:id="89"/>
     </w:p>
     <w:p>
       <w:r>
@@ -2352,12 +4643,14 @@
       </w:r>
     </w:p>
     <w:p>
+      <w:bookmarkStart w:id="90" w:name="t8_11"/>
       <w:pPr>
         <w:pStyle w:val="Heading2"/>
       </w:pPr>
       <w:r>
         <w:t>不利益取扱い</w:t>
       </w:r>
+      <w:bookmarkEnd w:id="90"/>
     </w:p>
     <w:p>
       <w:r>
@@ -2424,19 +4717,39 @@
     </w:p>
     <w:p>
       <w:pPr>
+        <w:jc w:val="right"/>
+      </w:pPr>
+      <w:hyperlink w:anchor="TOCTOP">
+        <w:r>
+          <w:rPr>
+            <w:rFonts w:eastAsia="游ゴシック"/>
+            <w:color w:val="2E6BA6"/>
+            <w:u w:val="single"/>
+            <w:sz w:val="18"/>
+          </w:rPr>
+          <w:t xml:space="preserve">▲ 目次に戻る</w:t>
+        </w:r>
+      </w:hyperlink>
+    </w:p>
+    <w:p>
+      <w:bookmarkStart w:id="91" w:name="sec9"/>
+      <w:pPr>
         <w:pStyle w:val="Heading1"/>
       </w:pPr>
       <w:r>
         <w:t>9．実施後の支援</w:t>
       </w:r>
-    </w:p>
-    <w:p>
+      <w:bookmarkEnd w:id="91"/>
+    </w:p>
+    <w:p>
+      <w:bookmarkStart w:id="92" w:name="t9_1"/>
       <w:pPr>
         <w:pStyle w:val="Heading2"/>
       </w:pPr>
       <w:r>
         <w:t>相談窓口</w:t>
       </w:r>
+      <w:bookmarkEnd w:id="92"/>
     </w:p>
     <w:p>
       <w:r>
@@ -2444,12 +4757,14 @@
       </w:r>
     </w:p>
     <w:p>
+      <w:bookmarkStart w:id="93" w:name="t9_2"/>
       <w:pPr>
         <w:pStyle w:val="Heading2"/>
       </w:pPr>
       <w:r>
         <w:t>受診勧奨</w:t>
       </w:r>
+      <w:bookmarkEnd w:id="93"/>
     </w:p>
     <w:p>
       <w:r>
@@ -2457,12 +4772,14 @@
       </w:r>
     </w:p>
     <w:p>
+      <w:bookmarkStart w:id="94" w:name="t9_3"/>
       <w:pPr>
         <w:pStyle w:val="Heading2"/>
       </w:pPr>
       <w:r>
         <w:t>休職支援</w:t>
       </w:r>
+      <w:bookmarkEnd w:id="94"/>
     </w:p>
     <w:p>
       <w:r>
@@ -2470,12 +4787,14 @@
       </w:r>
     </w:p>
     <w:p>
+      <w:bookmarkStart w:id="95" w:name="t9_4"/>
       <w:pPr>
         <w:pStyle w:val="Heading2"/>
       </w:pPr>
       <w:r>
         <w:t>職場復帰支援</w:t>
       </w:r>
+      <w:bookmarkEnd w:id="95"/>
     </w:p>
     <w:p>
       <w:r>
@@ -2483,12 +4802,14 @@
       </w:r>
     </w:p>
     <w:p>
+      <w:bookmarkStart w:id="96" w:name="t9_5"/>
       <w:pPr>
         <w:pStyle w:val="Heading2"/>
       </w:pPr>
       <w:r>
         <w:t>両立支援</w:t>
       </w:r>
+      <w:bookmarkEnd w:id="96"/>
     </w:p>
     <w:p>
       <w:r>
@@ -2496,12 +4817,14 @@
       </w:r>
     </w:p>
     <w:p>
+      <w:bookmarkStart w:id="97" w:name="t9_6"/>
       <w:pPr>
         <w:pStyle w:val="Heading2"/>
       </w:pPr>
       <w:r>
         <w:t>外部連携</w:t>
       </w:r>
+      <w:bookmarkEnd w:id="97"/>
     </w:p>
     <w:p>
       <w:r>
@@ -2515,19 +4838,39 @@
     </w:p>
     <w:p>
       <w:pPr>
+        <w:jc w:val="right"/>
+      </w:pPr>
+      <w:hyperlink w:anchor="TOCTOP">
+        <w:r>
+          <w:rPr>
+            <w:rFonts w:eastAsia="游ゴシック"/>
+            <w:color w:val="2E6BA6"/>
+            <w:u w:val="single"/>
+            <w:sz w:val="18"/>
+          </w:rPr>
+          <w:t xml:space="preserve">▲ 目次に戻る</w:t>
+        </w:r>
+      </w:hyperlink>
+    </w:p>
+    <w:p>
+      <w:bookmarkStart w:id="98" w:name="sec10"/>
+      <w:pPr>
         <w:pStyle w:val="Heading1"/>
       </w:pPr>
       <w:r>
         <w:t>10．健康教育・相談技法</w:t>
       </w:r>
-    </w:p>
-    <w:p>
+      <w:bookmarkEnd w:id="98"/>
+    </w:p>
+    <w:p>
+      <w:bookmarkStart w:id="99" w:name="t10_1"/>
       <w:pPr>
         <w:pStyle w:val="Heading2"/>
       </w:pPr>
       <w:r>
         <w:t>健康教育</w:t>
       </w:r>
+      <w:bookmarkEnd w:id="99"/>
     </w:p>
     <w:p>
       <w:r>
@@ -2535,12 +4878,14 @@
       </w:r>
     </w:p>
     <w:p>
+      <w:bookmarkStart w:id="100" w:name="t10_2"/>
       <w:pPr>
         <w:pStyle w:val="Heading2"/>
       </w:pPr>
       <w:r>
         <w:t>セルフコントロール</w:t>
       </w:r>
+      <w:bookmarkEnd w:id="100"/>
     </w:p>
     <w:p>
       <w:r>
@@ -2548,12 +4893,14 @@
       </w:r>
     </w:p>
     <w:p>
+      <w:bookmarkStart w:id="101" w:name="t10_3"/>
       <w:pPr>
         <w:pStyle w:val="Heading2"/>
       </w:pPr>
       <w:r>
         <w:t>アセスメント</w:t>
       </w:r>
+      <w:bookmarkEnd w:id="101"/>
     </w:p>
     <w:p>
       <w:r>
@@ -2561,12 +4908,14 @@
       </w:r>
     </w:p>
     <w:p>
+      <w:bookmarkStart w:id="102" w:name="t10_4"/>
       <w:pPr>
         <w:pStyle w:val="Heading2"/>
       </w:pPr>
       <w:r>
         <w:t>傾聴</w:t>
       </w:r>
+      <w:bookmarkEnd w:id="102"/>
     </w:p>
     <w:p>
       <w:r>
@@ -2574,12 +4923,14 @@
       </w:r>
     </w:p>
     <w:p>
+      <w:bookmarkStart w:id="103" w:name="t10_5"/>
       <w:pPr>
         <w:pStyle w:val="Heading2"/>
       </w:pPr>
       <w:r>
         <w:t>共感的理解</w:t>
       </w:r>
+      <w:bookmarkEnd w:id="103"/>
     </w:p>
     <w:p>
       <w:r>
@@ -2587,12 +4938,14 @@
       </w:r>
     </w:p>
     <w:p>
+      <w:bookmarkStart w:id="104" w:name="t10_6"/>
       <w:pPr>
         <w:pStyle w:val="Heading2"/>
       </w:pPr>
       <w:r>
         <w:t>無条件の肯定的関心</w:t>
       </w:r>
+      <w:bookmarkEnd w:id="104"/>
     </w:p>
     <w:p>
       <w:r>
@@ -2600,12 +4953,14 @@
       </w:r>
     </w:p>
     <w:p>
+      <w:bookmarkStart w:id="105" w:name="t10_7"/>
       <w:pPr>
         <w:pStyle w:val="Heading2"/>
       </w:pPr>
       <w:r>
         <w:t>自己一致</w:t>
       </w:r>
+      <w:bookmarkEnd w:id="105"/>
     </w:p>
     <w:p>
       <w:r>
@@ -2619,19 +4974,39 @@
     </w:p>
     <w:p>
       <w:pPr>
+        <w:jc w:val="right"/>
+      </w:pPr>
+      <w:hyperlink w:anchor="TOCTOP">
+        <w:r>
+          <w:rPr>
+            <w:rFonts w:eastAsia="游ゴシック"/>
+            <w:color w:val="2E6BA6"/>
+            <w:u w:val="single"/>
+            <w:sz w:val="18"/>
+          </w:rPr>
+          <w:t xml:space="preserve">▲ 目次に戻る</w:t>
+        </w:r>
+      </w:hyperlink>
+    </w:p>
+    <w:p>
+      <w:bookmarkStart w:id="106" w:name="sec11"/>
+      <w:pPr>
         <w:pStyle w:val="Heading1"/>
       </w:pPr>
       <w:r>
         <w:t>11．システム用語（企業のオンライン保健室 独自定義）</w:t>
       </w:r>
-    </w:p>
-    <w:p>
+      <w:bookmarkEnd w:id="106"/>
+    </w:p>
+    <w:p>
+      <w:bookmarkStart w:id="107" w:name="t11_1"/>
       <w:pPr>
         <w:pStyle w:val="Heading2"/>
       </w:pPr>
       <w:r>
         <w:t>企業のオンライン保健室担当者</w:t>
       </w:r>
+      <w:bookmarkEnd w:id="107"/>
     </w:p>
     <w:p>
       <w:r>
@@ -2639,12 +5014,14 @@
       </w:r>
     </w:p>
     <w:p>
+      <w:bookmarkStart w:id="108" w:name="t11_2"/>
       <w:pPr>
         <w:pStyle w:val="Heading2"/>
       </w:pPr>
       <w:r>
         <w:t>ストレスチェックシステム（管理者）</w:t>
       </w:r>
+      <w:bookmarkEnd w:id="108"/>
     </w:p>
     <w:p>
       <w:r>
@@ -2652,12 +5029,14 @@
       </w:r>
     </w:p>
     <w:p>
+      <w:bookmarkStart w:id="109" w:name="t11_3"/>
       <w:pPr>
         <w:pStyle w:val="Heading2"/>
       </w:pPr>
       <w:r>
         <w:t>実施者登録システム</w:t>
       </w:r>
+      <w:bookmarkEnd w:id="109"/>
     </w:p>
     <w:p>
       <w:r>
@@ -2665,12 +5044,14 @@
       </w:r>
     </w:p>
     <w:p>
+      <w:bookmarkStart w:id="110" w:name="t11_4"/>
       <w:pPr>
         <w:pStyle w:val="Heading2"/>
       </w:pPr>
       <w:r>
         <w:t>会社対応待ち</w:t>
       </w:r>
+      <w:bookmarkEnd w:id="110"/>
     </w:p>
     <w:p>
       <w:r>
@@ -2678,12 +5059,14 @@
       </w:r>
     </w:p>
     <w:p>
+      <w:bookmarkStart w:id="111" w:name="t11_5"/>
       <w:pPr>
         <w:pStyle w:val="Heading2"/>
       </w:pPr>
       <w:r>
         <w:t>オンライン保健室対応待ち</w:t>
       </w:r>
+      <w:bookmarkEnd w:id="111"/>
     </w:p>
     <w:p>
       <w:r>
@@ -2691,12 +5074,14 @@
       </w:r>
     </w:p>
     <w:p>
+      <w:bookmarkStart w:id="112" w:name="t11_6"/>
       <w:pPr>
         <w:pStyle w:val="Heading2"/>
       </w:pPr>
       <w:r>
         <w:t>実施者確認待ち</w:t>
       </w:r>
+      <w:bookmarkEnd w:id="112"/>
     </w:p>
     <w:p>
       <w:r>
@@ -2704,12 +5089,14 @@
       </w:r>
     </w:p>
     <w:p>
+      <w:bookmarkStart w:id="113" w:name="t11_7"/>
       <w:pPr>
         <w:pStyle w:val="Heading2"/>
       </w:pPr>
       <w:r>
         <w:t>法令確認待ち</w:t>
       </w:r>
+      <w:bookmarkEnd w:id="113"/>
     </w:p>
     <w:p>
       <w:r>
